--- a/마케팅101_기말_정리.docx
+++ b/마케팅101_기말_정리.docx
@@ -342,7 +342,7 @@
           <w:bCs/>
           <w:b/>
         </w:rPr>
-        <w:t xml:space="preserve">중간고사와 형식 동일.</w:t>
+        <w:t xml:space="preserve">중간고사·퀴즈와 똑같은 방식으로 출제.</w:t>
       </w:r>
       <w:r>
         <w:t xml:space="preserve"> </w:t>
@@ -364,7 +364,64 @@
         <w:t xml:space="preserve"> </w:t>
       </w:r>
       <w:r>
-        <w:t xml:space="preserve">위주로 출제됨.</w:t>
+        <w:t xml:space="preserve">위주.</w:t>
+      </w:r>
+    </w:p>
+    <w:p>
+      <w:pPr>
+        <w:numPr>
+          <w:ilvl w:val="0"/>
+          <w:numId w:val="1001"/>
+        </w:numPr>
+        <w:pStyle w:val="Compact"/>
+      </w:pPr>
+      <w:r>
+        <w:rPr>
+          <w:bCs/>
+          <w:b/>
+        </w:rPr>
+        <w:t xml:space="preserve">족보(기출) 그대로 나온 문제가 많음</w:t>
+      </w:r>
+      <w:r>
+        <w:t xml:space="preserve"> </w:t>
+      </w:r>
+      <w:r>
+        <w:t xml:space="preserve">→ 부록 E 족보 요약은 반드시 통째로 암기.</w:t>
+      </w:r>
+    </w:p>
+    <w:p>
+      <w:pPr>
+        <w:numPr>
+          <w:ilvl w:val="0"/>
+          <w:numId w:val="1001"/>
+        </w:numPr>
+        <w:pStyle w:val="Compact"/>
+      </w:pPr>
+      <w:r>
+        <w:rPr>
+          <w:bCs/>
+          <w:b/>
+        </w:rPr>
+        <w:t xml:space="preserve">빨간 글씨만 보면 안 됨.</w:t>
+      </w:r>
+      <w:r>
+        <w:t xml:space="preserve"> </w:t>
+      </w:r>
+      <w:r>
+        <w:t xml:space="preserve">전체 내용을 쭉 이해하고 있으면</w:t>
+      </w:r>
+      <w:r>
+        <w:t xml:space="preserve"> </w:t>
+      </w:r>
+      <w:r>
+        <w:rPr>
+          <w:bCs/>
+          <w:b/>
+        </w:rPr>
+        <w:t xml:space="preserve">기말은 오히려 중간보다 난이도가 무난</w:t>
+      </w:r>
+      <w:r>
+        <w:t xml:space="preserve">했다는 후기 (25-2).</w:t>
       </w:r>
     </w:p>
     <w:p>
@@ -433,6 +490,25 @@
         <w:t xml:space="preserve">하는 문제 자주 출제 (가격침투/스키밍 곡선, buyer-readiness, 가격결정 고려요소 등).</w:t>
       </w:r>
     </w:p>
+    <w:p>
+      <w:pPr>
+        <w:numPr>
+          <w:ilvl w:val="0"/>
+          <w:numId w:val="1001"/>
+        </w:numPr>
+        <w:pStyle w:val="Compact"/>
+      </w:pPr>
+      <w:r>
+        <w:rPr>
+          <w:bCs/>
+          <w:b/>
+        </w:rPr>
+        <w:t xml:space="preserve">문제 유형</w:t>
+      </w:r>
+      <w:r>
+        <w:t xml:space="preserve">: 객관식 + 주관식 + 약술형 + 논술형 (25-2 기준).</w:t>
+      </w:r>
+    </w:p>
     <w:bookmarkEnd w:id="21"/>
     <w:bookmarkStart w:id="22" w:name="기출-문제-패턴-반드시-대비"/>
     <w:p>
@@ -550,7 +626,7 @@
         <w:t xml:space="preserve"> </w:t>
       </w:r>
       <w:r>
-        <w:t xml:space="preserve">(각 2점) → §6</w:t>
+        <w:t xml:space="preserve">(Awareness·Knowledge·Liking·Preference·Conviction·Purchase) → §6</w:t>
       </w:r>
     </w:p>
     <w:p>
@@ -612,7 +688,51 @@
         <w:pStyle w:val="Compact"/>
       </w:pPr>
       <w:r>
+        <w:rPr>
+          <w:bCs/>
+          <w:b/>
+        </w:rPr>
+        <w:t xml:space="preserve">IMC 정의</w:t>
+      </w:r>
+      <w:r>
+        <w:t xml:space="preserve"> </w:t>
+      </w:r>
+      <w:r>
+        <w:t xml:space="preserve">단독 → §5</w:t>
+      </w:r>
+    </w:p>
+    <w:p>
+      <w:pPr>
+        <w:numPr>
+          <w:ilvl w:val="0"/>
+          <w:numId w:val="1002"/>
+        </w:numPr>
+        <w:pStyle w:val="Compact"/>
+      </w:pPr>
+      <w:r>
         <w:t xml:space="preserve">신제품 가격책정 정책 2가지 / 가격전략 특징 보고 맞히기 → §2</w:t>
+      </w:r>
+    </w:p>
+    <w:p>
+      <w:pPr>
+        <w:numPr>
+          <w:ilvl w:val="0"/>
+          <w:numId w:val="1002"/>
+        </w:numPr>
+        <w:pStyle w:val="Compact"/>
+      </w:pPr>
+      <w:r>
+        <w:rPr>
+          <w:bCs/>
+          <w:b/>
+        </w:rPr>
+        <w:t xml:space="preserve">변화하는 retail 트렌드 3가지 + 변화 이유</w:t>
+      </w:r>
+      <w:r>
+        <w:t xml:space="preserve"> </w:t>
+      </w:r>
+      <w:r>
+        <w:t xml:space="preserve">(retail convergence / megaretailers / tighter consumer spending) → §4</w:t>
       </w:r>
     </w:p>
     <w:p>
@@ -7595,10 +7715,825 @@
         <w:t xml:space="preserve"> </w:t>
       </w:r>
       <w:r>
-        <w:t xml:space="preserve">(PLC 등 Ch.9 이하는 범위 아님).</w:t>
+        <w:t xml:space="preserve">(Ch.9 이하는 범위 아님).</w:t>
+      </w:r>
+    </w:p>
+    <w:p>
+      <w:r>
+        <w:pict>
+          <v:rect style="width:0;height:1.5pt" o:hralign="center" o:hrstd="t" o:hr="t"/>
+        </w:pict>
       </w:r>
     </w:p>
     <w:bookmarkEnd w:id="82"/>
+    <w:bookmarkStart w:id="87" w:name="X20abf8f0b6bc46e8a59d109dc77ebd46e9c2a73"/>
+    <w:p>
+      <w:pPr>
+        <w:pStyle w:val="Heading1"/>
+      </w:pPr>
+      <w:r>
+        <w:t xml:space="preserve">★ 부록 E. 족보 핵심 요약 (기출 출제 확정 내용만) ★</w:t>
+      </w:r>
+    </w:p>
+    <w:p>
+      <w:pPr>
+        <w:pStyle w:val="BlockText"/>
+      </w:pPr>
+      <w:r>
+        <w:t xml:space="preserve">지금까지 확보된</w:t>
+      </w:r>
+      <w:r>
+        <w:t xml:space="preserve"> </w:t>
+      </w:r>
+      <w:r>
+        <w:rPr>
+          <w:bCs/>
+          <w:b/>
+        </w:rPr>
+        <w:t xml:space="preserve">모든 기출(에브리타임 24~25-2학기)에서 실제로 나온 문제만</w:t>
+      </w:r>
+      <w:r>
+        <w:t xml:space="preserve"> </w:t>
+      </w:r>
+      <w:r>
+        <w:t xml:space="preserve">추렸습니다.</w:t>
+      </w:r>
+      <w:r>
+        <w:t xml:space="preserve"> </w:t>
+      </w:r>
+      <w:r>
+        <w:t xml:space="preserve">"족보 그대로 나온 문제 많다"는 후기 →</w:t>
+      </w:r>
+      <w:r>
+        <w:t xml:space="preserve"> </w:t>
+      </w:r>
+      <w:r>
+        <w:rPr>
+          <w:bCs/>
+          <w:b/>
+        </w:rPr>
+        <w:t xml:space="preserve">이 칸은 통째로 암기.</w:t>
+      </w:r>
+      <w:r>
+        <w:t xml:space="preserve"> </w:t>
+      </w:r>
+      <w:r>
+        <w:t xml:space="preserve">(앞 본문과 중복 OK)</w:t>
+      </w:r>
+    </w:p>
+    <w:bookmarkStart w:id="83" w:name="X0887cc27736bb7af047b6b9f8f7fc5c2cf9e7e7"/>
+    <w:p>
+      <w:pPr>
+        <w:pStyle w:val="Heading3"/>
+      </w:pPr>
+      <w:r>
+        <w:t xml:space="preserve">🔴 가격 (Ch.10~11)</w:t>
+      </w:r>
+    </w:p>
+    <w:p>
+      <w:pPr>
+        <w:pStyle w:val="FirstParagraph"/>
+      </w:pPr>
+      <w:r>
+        <w:rPr>
+          <w:bCs/>
+          <w:b/>
+        </w:rPr>
+        <w:t xml:space="preserve">Q. 신제품 가격책정 정책 2가지는? (단답)</w:t>
+      </w:r>
+      <w:r>
+        <w:t xml:space="preserve"> </w:t>
+      </w:r>
+      <w:r>
+        <w:t xml:space="preserve">→</w:t>
+      </w:r>
+      <w:r>
+        <w:t xml:space="preserve"> </w:t>
+      </w:r>
+      <w:r>
+        <w:rPr>
+          <w:bCs/>
+          <w:b/>
+        </w:rPr>
+        <w:t xml:space="preserve">Market-skimming pricing</w:t>
+      </w:r>
+      <w:r>
+        <w:t xml:space="preserve">(초기 고가로 수익층 skim) /</w:t>
+      </w:r>
+      <w:r>
+        <w:t xml:space="preserve"> </w:t>
+      </w:r>
+      <w:r>
+        <w:rPr>
+          <w:bCs/>
+          <w:b/>
+        </w:rPr>
+        <w:t xml:space="preserve">Market-penetration pricing</w:t>
+      </w:r>
+      <w:r>
+        <w:t xml:space="preserve">(저가로 다수 구매자·점유율 확보).</w:t>
+      </w:r>
+    </w:p>
+    <w:p>
+      <w:pPr>
+        <w:pStyle w:val="BodyText"/>
+      </w:pPr>
+      <w:r>
+        <w:rPr>
+          <w:bCs/>
+          <w:b/>
+        </w:rPr>
+        <w:t xml:space="preserve">Q. Market-penetration 전략 — 정의 + 그래프 + 언제·왜?</w:t>
+      </w:r>
+      <w:r>
+        <w:t xml:space="preserve"> </w:t>
+      </w:r>
+      <w:r>
+        <w:t xml:space="preserve">→ 정의: setting a</w:t>
+      </w:r>
+      <w:r>
+        <w:t xml:space="preserve"> </w:t>
+      </w:r>
+      <w:r>
+        <w:rPr>
+          <w:bCs/>
+          <w:b/>
+        </w:rPr>
+        <w:t xml:space="preserve">low price</w:t>
+      </w:r>
+      <w:r>
+        <w:t xml:space="preserve"> </w:t>
+      </w:r>
+      <w:r>
+        <w:t xml:space="preserve">for a new product to attract a</w:t>
+      </w:r>
+      <w:r>
+        <w:t xml:space="preserve"> </w:t>
+      </w:r>
+      <w:r>
+        <w:rPr>
+          <w:bCs/>
+          <w:b/>
+        </w:rPr>
+        <w:t xml:space="preserve">large number of buyers and a large market share</w:t>
+      </w:r>
+      <w:r>
+        <w:t xml:space="preserve">.</w:t>
+      </w:r>
+      <w:r>
+        <w:t xml:space="preserve"> </w:t>
+      </w:r>
+      <w:r>
+        <w:t xml:space="preserve">→ 그래프: 가로=시간, 세로=가격 → 낮게 시작. / 언제·왜: 가격 민감 시장, 규모의 경제로 원가↓, 경쟁자 진입 저지·빠른 점유율.</w:t>
+      </w:r>
+    </w:p>
+    <w:p>
+      <w:pPr>
+        <w:pStyle w:val="BodyText"/>
+      </w:pPr>
+      <w:r>
+        <w:rPr>
+          <w:bCs/>
+          <w:b/>
+        </w:rPr>
+        <w:t xml:space="preserve">Q. 각 가격 정책의 특징을 보고 해당 가격 전략을 쓰시오. (단답)</w:t>
+      </w:r>
+      <w:r>
+        <w:t xml:space="preserve"> </w:t>
+      </w:r>
+      <w:r>
+        <w:t xml:space="preserve">→ 항상 저가 유지·세일 거의 없음=</w:t>
+      </w:r>
+      <w:r>
+        <w:rPr>
+          <w:bCs/>
+          <w:b/>
+        </w:rPr>
+        <w:t xml:space="preserve">EDLP</w:t>
+      </w:r>
+      <w:r>
+        <w:t xml:space="preserve"> </w:t>
+      </w:r>
+      <w:r>
+        <w:t xml:space="preserve">/ 평소 고가+잦은 일시 할인=</w:t>
+      </w:r>
+      <w:r>
+        <w:rPr>
+          <w:bCs/>
+          <w:b/>
+        </w:rPr>
+        <w:t xml:space="preserve">High-low</w:t>
+      </w:r>
+      <w:r>
+        <w:t xml:space="preserve"> </w:t>
+      </w:r>
+      <w:r>
+        <w:t xml:space="preserve">/ 비용차 아닌 둘 이상 가격=</w:t>
+      </w:r>
+      <w:r>
+        <w:rPr>
+          <w:bCs/>
+          <w:b/>
+        </w:rPr>
+        <w:t xml:space="preserve">Segmented</w:t>
+      </w:r>
+      <w:r>
+        <w:t xml:space="preserve"> </w:t>
+      </w:r>
+      <w:r>
+        <w:t xml:space="preserve">/ 큰 아이디어 없이 단기 정가↓=</w:t>
+      </w:r>
+      <w:r>
+        <w:rPr>
+          <w:bCs/>
+          <w:b/>
+        </w:rPr>
+        <w:t xml:space="preserve">Promotional</w:t>
+      </w:r>
+      <w:r>
+        <w:t xml:space="preserve"> </w:t>
+      </w:r>
+      <w:r>
+        <w:t xml:space="preserve">/ 개별 고객·상황 실시간 조정=</w:t>
+      </w:r>
+      <w:r>
+        <w:rPr>
+          <w:bCs/>
+          <w:b/>
+        </w:rPr>
+        <w:t xml:space="preserve">Dynamic</w:t>
+      </w:r>
+      <w:r>
+        <w:t xml:space="preserve">.</w:t>
+      </w:r>
+    </w:p>
+    <w:p>
+      <w:pPr>
+        <w:pStyle w:val="BodyText"/>
+      </w:pPr>
+      <w:r>
+        <w:rPr>
+          <w:bCs/>
+          <w:b/>
+        </w:rPr>
+        <w:t xml:space="preserve">Q. (빈칸) 구매자가 마음속에 지니고 제품을 볼 때 참조하는 가격 = ____</w:t>
+      </w:r>
+      <w:r>
+        <w:t xml:space="preserve"> </w:t>
+      </w:r>
+      <w:r>
+        <w:t xml:space="preserve">→</w:t>
+      </w:r>
+      <w:r>
+        <w:t xml:space="preserve"> </w:t>
+      </w:r>
+      <w:r>
+        <w:rPr>
+          <w:bCs/>
+          <w:b/>
+        </w:rPr>
+        <w:t xml:space="preserve">Reference price</w:t>
+      </w:r>
+      <w:r>
+        <w:t xml:space="preserve">.</w:t>
+      </w:r>
+    </w:p>
+    <w:bookmarkEnd w:id="83"/>
+    <w:bookmarkStart w:id="84" w:name="X0d28282ec59212b9510024a8c5c71cfd8c43152"/>
+    <w:p>
+      <w:pPr>
+        <w:pStyle w:val="Heading3"/>
+      </w:pPr>
+      <w:r>
+        <w:t xml:space="preserve">🔵 유통·소매 (Ch.12~13)</w:t>
+      </w:r>
+    </w:p>
+    <w:p>
+      <w:pPr>
+        <w:pStyle w:val="FirstParagraph"/>
+      </w:pPr>
+      <w:r>
+        <w:rPr>
+          <w:bCs/>
+          <w:b/>
+        </w:rPr>
+        <w:t xml:space="preserve">Q. 소매상(retailer) 주요 유형 5개? (product-line 기준)</w:t>
+      </w:r>
+      <w:r>
+        <w:t xml:space="preserve"> </w:t>
+      </w:r>
+      <w:r>
+        <w:t xml:space="preserve">→</w:t>
+      </w:r>
+      <w:r>
+        <w:t xml:space="preserve"> </w:t>
+      </w:r>
+      <w:r>
+        <w:rPr>
+          <w:bCs/>
+          <w:b/>
+        </w:rPr>
+        <w:t xml:space="preserve">Specialty store / Department store / Convenience store / Superstore / Category killer</w:t>
+      </w:r>
+      <w:r>
+        <w:t xml:space="preserve">.</w:t>
+      </w:r>
+    </w:p>
+    <w:p>
+      <w:pPr>
+        <w:pStyle w:val="BodyText"/>
+      </w:pPr>
+      <w:r>
+        <w:rPr>
+          <w:bCs/>
+          <w:b/>
+        </w:rPr>
+        <w:t xml:space="preserve">Q. 변화하는 retail 트렌드 3가지를 적고, 그 변화의 이유는? (25-2)</w:t>
+      </w:r>
+      <w:r>
+        <w:t xml:space="preserve"> </w:t>
+      </w:r>
+      <w:r>
+        <w:t xml:space="preserve">→ ①</w:t>
+      </w:r>
+      <w:r>
+        <w:t xml:space="preserve"> </w:t>
+      </w:r>
+      <w:r>
+        <w:rPr>
+          <w:bCs/>
+          <w:b/>
+        </w:rPr>
+        <w:t xml:space="preserve">Tighter consumer spending</w:t>
+      </w:r>
+      <w:r>
+        <w:t xml:space="preserve">(소비 위축) — 경기·소득 변화로 소비 패턴 변화.</w:t>
+      </w:r>
+      <w:r>
+        <w:t xml:space="preserve"> </w:t>
+      </w:r>
+      <w:r>
+        <w:t xml:space="preserve">→ ②</w:t>
+      </w:r>
+      <w:r>
+        <w:t xml:space="preserve"> </w:t>
+      </w:r>
+      <w:r>
+        <w:rPr>
+          <w:bCs/>
+          <w:b/>
+        </w:rPr>
+        <w:t xml:space="preserve">Rise of megaretailers</w:t>
+      </w:r>
+      <w:r>
+        <w:t xml:space="preserve">(대형소매 부상) — 우수 정보시스템·구매력·다양한 선택으로 규모 경쟁.</w:t>
+      </w:r>
+      <w:r>
+        <w:t xml:space="preserve"> </w:t>
+      </w:r>
+      <w:r>
+        <w:t xml:space="preserve">→ ③</w:t>
+      </w:r>
+      <w:r>
+        <w:t xml:space="preserve"> </w:t>
+      </w:r>
+      <w:r>
+        <w:rPr>
+          <w:bCs/>
+          <w:b/>
+        </w:rPr>
+        <w:t xml:space="preserve">Retail convergence</w:t>
+      </w:r>
+      <w:r>
+        <w:t xml:space="preserve">(소매 융합) — 소비자·생산자·가격·소매가 융합 → 경쟁 심화, 차별화 어려움.</w:t>
+      </w:r>
+      <w:r>
+        <w:t xml:space="preserve"> </w:t>
+      </w:r>
+      <w:r>
+        <w:t xml:space="preserve">→ (이유 공통: 소비자·기술·경쟁 환경 변화)</w:t>
+      </w:r>
+    </w:p>
+    <w:bookmarkEnd w:id="84"/>
+    <w:bookmarkStart w:id="85" w:name="Xecf07f464bbf07393fb1f88772d10d7d07fa876"/>
+    <w:p>
+      <w:pPr>
+        <w:pStyle w:val="Heading3"/>
+      </w:pPr>
+      <w:r>
+        <w:t xml:space="preserve">🟢 촉진·커뮤니케이션 (Ch.14~16)</w:t>
+      </w:r>
+    </w:p>
+    <w:p>
+      <w:pPr>
+        <w:pStyle w:val="FirstParagraph"/>
+      </w:pPr>
+      <w:r>
+        <w:rPr>
+          <w:bCs/>
+          <w:b/>
+        </w:rPr>
+        <w:t xml:space="preserve">Q. Promotion mix tool 5개? / 구성요소를 쓰고 IMC 개념 서술 (약술)</w:t>
+      </w:r>
+      <w:r>
+        <w:t xml:space="preserve"> </w:t>
+      </w:r>
+      <w:r>
+        <w:t xml:space="preserve">→</w:t>
+      </w:r>
+      <w:r>
+        <w:t xml:space="preserve"> </w:t>
+      </w:r>
+      <w:r>
+        <w:rPr>
+          <w:bCs/>
+          <w:b/>
+        </w:rPr>
+        <w:t xml:space="preserve">Advertising / Sales promotion / Personal selling / Public relations / Direct &amp; digital marketing</w:t>
+      </w:r>
+      <w:r>
+        <w:t xml:space="preserve">.</w:t>
+      </w:r>
+      <w:r>
+        <w:t xml:space="preserve"> </w:t>
+      </w:r>
+      <w:r>
+        <w:t xml:space="preserve">→</w:t>
+      </w:r>
+      <w:r>
+        <w:t xml:space="preserve"> </w:t>
+      </w:r>
+      <w:r>
+        <w:rPr>
+          <w:bCs/>
+          <w:b/>
+        </w:rPr>
+        <w:t xml:space="preserve">IMC</w:t>
+      </w:r>
+      <w:r>
+        <w:t xml:space="preserve"> </w:t>
+      </w:r>
+      <w:r>
+        <w:t xml:space="preserve">= 기업의 여러 커뮤니케이션 채널을</w:t>
+      </w:r>
+      <w:r>
+        <w:t xml:space="preserve"> </w:t>
+      </w:r>
+      <w:r>
+        <w:rPr>
+          <w:bCs/>
+          <w:b/>
+        </w:rPr>
+        <w:t xml:space="preserve">통합·조정</w:t>
+      </w:r>
+      <w:r>
+        <w:t xml:space="preserve">해</w:t>
+      </w:r>
+      <w:r>
+        <w:t xml:space="preserve"> </w:t>
+      </w:r>
+      <w:r>
+        <w:rPr>
+          <w:bCs/>
+          <w:b/>
+        </w:rPr>
+        <w:t xml:space="preserve">명확·일관·설득력 있는 메시지</w:t>
+      </w:r>
+      <w:r>
+        <w:t xml:space="preserve">를 전달하는 것.</w:t>
+      </w:r>
+    </w:p>
+    <w:p>
+      <w:pPr>
+        <w:pStyle w:val="BodyText"/>
+      </w:pPr>
+      <w:r>
+        <w:rPr>
+          <w:bCs/>
+          <w:b/>
+        </w:rPr>
+        <w:t xml:space="preserve">Q. IMC 정의 (25-2)</w:t>
+      </w:r>
+      <w:r>
+        <w:t xml:space="preserve"> </w:t>
+      </w:r>
+      <w:r>
+        <w:t xml:space="preserve">→ Integrated Marketing Communications: carefully</w:t>
+      </w:r>
+      <w:r>
+        <w:t xml:space="preserve"> </w:t>
+      </w:r>
+      <w:r>
+        <w:rPr>
+          <w:bCs/>
+          <w:b/>
+        </w:rPr>
+        <w:t xml:space="preserve">integrating and coordinating</w:t>
+      </w:r>
+      <w:r>
+        <w:t xml:space="preserve"> </w:t>
+      </w:r>
+      <w:r>
+        <w:t xml:space="preserve">the company's many communications channels to deliver a</w:t>
+      </w:r>
+      <w:r>
+        <w:t xml:space="preserve"> </w:t>
+      </w:r>
+      <w:r>
+        <w:rPr>
+          <w:bCs/>
+          <w:b/>
+        </w:rPr>
+        <w:t xml:space="preserve">clear, consistent, and compelling message</w:t>
+      </w:r>
+      <w:r>
+        <w:t xml:space="preserve"> </w:t>
+      </w:r>
+      <w:r>
+        <w:t xml:space="preserve">about the organization and its products.</w:t>
+      </w:r>
+    </w:p>
+    <w:p>
+      <w:pPr>
+        <w:pStyle w:val="BodyText"/>
+      </w:pPr>
+      <w:r>
+        <w:rPr>
+          <w:bCs/>
+          <w:b/>
+        </w:rPr>
+        <w:t xml:space="preserve">Q. Buyer-readiness stages 6단계? (각 2점)</w:t>
+      </w:r>
+      <w:r>
+        <w:t xml:space="preserve"> </w:t>
+      </w:r>
+      <w:r>
+        <w:t xml:space="preserve">→</w:t>
+      </w:r>
+      <w:r>
+        <w:t xml:space="preserve"> </w:t>
+      </w:r>
+      <w:r>
+        <w:rPr>
+          <w:bCs/>
+          <w:b/>
+        </w:rPr>
+        <w:t xml:space="preserve">Awareness → Knowledge → Liking → Preference → Conviction → Purchase</w:t>
+      </w:r>
+      <w:r>
+        <w:t xml:space="preserve"> </w:t>
+      </w:r>
+      <w:r>
+        <w:t xml:space="preserve">(인지→지식→호감→선호→확신→구매).</w:t>
+      </w:r>
+    </w:p>
+    <w:p>
+      <w:pPr>
+        <w:pStyle w:val="BodyText"/>
+      </w:pPr>
+      <w:r>
+        <w:rPr>
+          <w:bCs/>
+          <w:b/>
+        </w:rPr>
+        <w:t xml:space="preserve">Q. Reach / Frequency / Impact / Engagement 정의?</w:t>
+      </w:r>
+      <w:r>
+        <w:t xml:space="preserve"> </w:t>
+      </w:r>
+      <w:r>
+        <w:t xml:space="preserve">→</w:t>
+      </w:r>
+      <w:r>
+        <w:t xml:space="preserve"> </w:t>
+      </w:r>
+      <w:r>
+        <w:rPr>
+          <w:bCs/>
+          <w:b/>
+        </w:rPr>
+        <w:t xml:space="preserve">Reach</w:t>
+      </w:r>
+      <w:r>
+        <w:t xml:space="preserve">: 일정 기간 표적시장 중 광고에 노출된 사람의</w:t>
+      </w:r>
+      <w:r>
+        <w:t xml:space="preserve"> </w:t>
+      </w:r>
+      <w:r>
+        <w:rPr>
+          <w:bCs/>
+          <w:b/>
+        </w:rPr>
+        <w:t xml:space="preserve">비율(%)</w:t>
+      </w:r>
+      <w:r>
+        <w:t xml:space="preserve">.</w:t>
+      </w:r>
+      <w:r>
+        <w:t xml:space="preserve"> </w:t>
+      </w:r>
+      <w:r>
+        <w:t xml:space="preserve">→</w:t>
+      </w:r>
+      <w:r>
+        <w:t xml:space="preserve"> </w:t>
+      </w:r>
+      <w:r>
+        <w:rPr>
+          <w:bCs/>
+          <w:b/>
+        </w:rPr>
+        <w:t xml:space="preserve">Frequency</w:t>
+      </w:r>
+      <w:r>
+        <w:t xml:space="preserve">: 평균적인 사람이 메시지에 노출되는</w:t>
+      </w:r>
+      <w:r>
+        <w:t xml:space="preserve"> </w:t>
+      </w:r>
+      <w:r>
+        <w:rPr>
+          <w:bCs/>
+          <w:b/>
+        </w:rPr>
+        <w:t xml:space="preserve">횟수</w:t>
+      </w:r>
+      <w:r>
+        <w:t xml:space="preserve">.</w:t>
+      </w:r>
+      <w:r>
+        <w:t xml:space="preserve"> </w:t>
+      </w:r>
+      <w:r>
+        <w:t xml:space="preserve">→</w:t>
+      </w:r>
+      <w:r>
+        <w:t xml:space="preserve"> </w:t>
+      </w:r>
+      <w:r>
+        <w:rPr>
+          <w:bCs/>
+          <w:b/>
+        </w:rPr>
+        <w:t xml:space="preserve">Impact</w:t>
+      </w:r>
+      <w:r>
+        <w:t xml:space="preserve">: 특정 매체를 통한 노출의</w:t>
+      </w:r>
+      <w:r>
+        <w:t xml:space="preserve"> </w:t>
+      </w:r>
+      <w:r>
+        <w:rPr>
+          <w:bCs/>
+          <w:b/>
+        </w:rPr>
+        <w:t xml:space="preserve">질적 가치</w:t>
+      </w:r>
+      <w:r>
+        <w:t xml:space="preserve">.</w:t>
+      </w:r>
+      <w:r>
+        <w:t xml:space="preserve"> </w:t>
+      </w:r>
+      <w:r>
+        <w:t xml:space="preserve">→</w:t>
+      </w:r>
+      <w:r>
+        <w:t xml:space="preserve"> </w:t>
+      </w:r>
+      <w:r>
+        <w:rPr>
+          <w:bCs/>
+          <w:b/>
+        </w:rPr>
+        <w:t xml:space="preserve">Engagement</w:t>
+      </w:r>
+      <w:r>
+        <w:t xml:space="preserve">: 시청률·열독률·click-through 등</w:t>
+      </w:r>
+      <w:r>
+        <w:t xml:space="preserve"> </w:t>
+      </w:r>
+      <w:r>
+        <w:rPr>
+          <w:bCs/>
+          <w:b/>
+        </w:rPr>
+        <w:t xml:space="preserve">참여 측정치</w:t>
+      </w:r>
+      <w:r>
+        <w:t xml:space="preserve">.</w:t>
+      </w:r>
+    </w:p>
+    <w:bookmarkEnd w:id="85"/>
+    <w:bookmarkStart w:id="86" w:name="Xa6891dcc5c6e4d8a70a6e8afd464f2997e1e20a"/>
+    <w:p>
+      <w:pPr>
+        <w:pStyle w:val="Heading3"/>
+      </w:pPr>
+      <w:r>
+        <w:t xml:space="preserve">⚠️ PLC 관련 (족보엔 반복 등장 / 단 26-1 기말 범위는 Ch.10~17로 PLC 제외 확정)</w:t>
+      </w:r>
+    </w:p>
+    <w:p>
+      <w:pPr>
+        <w:pStyle w:val="BlockText"/>
+      </w:pPr>
+      <w:r>
+        <w:t xml:space="preserve">24·25-1·25-2 기출 모두 PLC 문제가 나왔으나,</w:t>
+      </w:r>
+      <w:r>
+        <w:t xml:space="preserve"> </w:t>
+      </w:r>
+      <w:r>
+        <w:rPr>
+          <w:bCs/>
+          <w:b/>
+        </w:rPr>
+        <w:t xml:space="preserve">재우 학생 확인상 26-1 기말 범위는 Ch.10~17</w:t>
+      </w:r>
+      <w:r>
+        <w:t xml:space="preserve">. 교수님 공지가 최우선 → 혹시 모를 대비용으로만 답을 남김.</w:t>
+      </w:r>
+      <w:r>
+        <w:t xml:space="preserve"> </w:t>
+      </w:r>
+      <w:r>
+        <w:rPr>
+          <w:bCs/>
+          <w:b/>
+        </w:rPr>
+        <w:t xml:space="preserve">Q. 각 PLC 단계와 그에 맞는 objective(광고/마케팅 목표)?</w:t>
+      </w:r>
+      <w:r>
+        <w:t xml:space="preserve"> </w:t>
+      </w:r>
+      <w:r>
+        <w:t xml:space="preserve">→ Introduction→</w:t>
+      </w:r>
+      <w:r>
+        <w:rPr>
+          <w:bCs/>
+          <w:b/>
+        </w:rPr>
+        <w:t xml:space="preserve">Informative</w:t>
+      </w:r>
+      <w:r>
+        <w:t xml:space="preserve">(인지·primary demand) / Growth→</w:t>
+      </w:r>
+      <w:r>
+        <w:rPr>
+          <w:bCs/>
+          <w:b/>
+        </w:rPr>
+        <w:t xml:space="preserve">Persuasive</w:t>
+      </w:r>
+      <w:r>
+        <w:t xml:space="preserve">(선호·selective demand) / Maturity→</w:t>
+      </w:r>
+      <w:r>
+        <w:rPr>
+          <w:bCs/>
+          <w:b/>
+        </w:rPr>
+        <w:t xml:space="preserve">Reminder</w:t>
+      </w:r>
+      <w:r>
+        <w:t xml:space="preserve">(상기·관계유지) / Decline→광고 최소화·harvest.</w:t>
+      </w:r>
+    </w:p>
+    <w:p>
+      <w:r>
+        <w:pict>
+          <v:rect style="width:0;height:1.5pt" o:hralign="center" o:hrstd="t" o:hr="t"/>
+        </w:pict>
+      </w:r>
+    </w:p>
+    <w:p>
+      <w:pPr>
+        <w:pStyle w:val="BlockText"/>
+      </w:pPr>
+      <w:r>
+        <w:t xml:space="preserve">📌</w:t>
+      </w:r>
+      <w:r>
+        <w:t xml:space="preserve"> </w:t>
+      </w:r>
+      <w:r>
+        <w:rPr>
+          <w:bCs/>
+          <w:b/>
+        </w:rPr>
+        <w:t xml:space="preserve">요약 우선순위</w:t>
+      </w:r>
+      <w:r>
+        <w:t xml:space="preserve">: 부록 E(족보) → 부록 A(암기 체크리스트) → 본문 §1~§8 순으로 보면 효율적.</w:t>
+      </w:r>
+    </w:p>
+    <w:bookmarkEnd w:id="86"/>
+    <w:bookmarkEnd w:id="87"/>
     <w:sectPr/>
   </w:body>
 </w:document>

--- a/마케팅101_기말_정리.docx
+++ b/마케팅101_기말_정리.docx
@@ -736,6 +736,38 @@
       </w:r>
     </w:p>
     <w:p>
+      <w:pPr>
+        <w:numPr>
+          <w:ilvl w:val="0"/>
+          <w:numId w:val="1002"/>
+        </w:numPr>
+        <w:pStyle w:val="Compact"/>
+      </w:pPr>
+      <w:r>
+        <w:rPr>
+          <w:bCs/>
+          <w:b/>
+        </w:rPr>
+        <w:t xml:space="preserve">PLC 단계별 광고 목표·마케팅 목표</w:t>
+      </w:r>
+      <w:r>
+        <w:t xml:space="preserve"> </w:t>
+      </w:r>
+      <w:r>
+        <w:t xml:space="preserve">(Inform→Persuade→Remind) → §6</w:t>
+      </w:r>
+      <w:r>
+        <w:t xml:space="preserve"> </w:t>
+      </w:r>
+      <w:r>
+        <w:rPr>
+          <w:iCs/>
+          <w:i/>
+        </w:rPr>
+        <w:t xml:space="preserve">(Ch.15 광고 목표와 연결, 범위 내)</w:t>
+      </w:r>
+    </w:p>
+    <w:p>
       <w:r>
         <w:pict>
           <v:rect style="width:0;height:1.5pt" o:hralign="center" o:hrstd="t" o:hr="t"/>
@@ -3076,7 +3108,7 @@
     <w:bookmarkEnd w:id="44"/>
     <w:bookmarkEnd w:id="45"/>
     <w:bookmarkEnd w:id="46"/>
-    <w:bookmarkStart w:id="73" w:name="part-3-촉진--커뮤니케이션-promotion"/>
+    <w:bookmarkStart w:id="74" w:name="part-3-촉진--커뮤니케이션-promotion"/>
     <w:p>
       <w:pPr>
         <w:pStyle w:val="Heading1"/>
@@ -3926,7 +3958,7 @@
     </w:p>
     <w:bookmarkEnd w:id="55"/>
     <w:bookmarkEnd w:id="56"/>
-    <w:bookmarkStart w:id="63" w:name="X3acd645aa8e06edaadac2a379ec7178f5e760c6"/>
+    <w:bookmarkStart w:id="64" w:name="X3acd645aa8e06edaadac2a379ec7178f5e760c6"/>
     <w:p>
       <w:pPr>
         <w:pStyle w:val="Heading2"/>
@@ -4041,7 +4073,7 @@
       </w:r>
     </w:p>
     <w:bookmarkEnd w:id="57"/>
-    <w:bookmarkStart w:id="58" w:name="X0abed12862a6943e096d552bec2a3d8e437d56a"/>
+    <w:bookmarkStart w:id="59" w:name="X0abed12862a6943e096d552bec2a3d8e437d56a"/>
     <w:p>
       <w:pPr>
         <w:pStyle w:val="Heading3"/>
@@ -4271,8 +4303,341 @@
         </w:tc>
       </w:tr>
     </w:tbl>
+    <w:bookmarkStart w:id="58" w:name="X0cde00c068e58719354f38a25226efbeb7f8880"/>
+    <w:p>
+      <w:pPr>
+        <w:pStyle w:val="Heading4"/>
+      </w:pPr>
+      <w:r>
+        <w:t xml:space="preserve">★ PLC 단계 × 광고 목표 × 마케팅 목표 (기출 단골) ★</w:t>
+      </w:r>
+    </w:p>
+    <w:p>
+      <w:pPr>
+        <w:pStyle w:val="BlockText"/>
+      </w:pPr>
+      <w:r>
+        <w:t xml:space="preserve">광고 목표는</w:t>
+      </w:r>
+      <w:r>
+        <w:t xml:space="preserve"> </w:t>
+      </w:r>
+      <w:r>
+        <w:rPr>
+          <w:bCs/>
+          <w:b/>
+        </w:rPr>
+        <w:t xml:space="preserve">제품수명주기(PLC) 단계와 짝지어</w:t>
+      </w:r>
+      <w:r>
+        <w:t xml:space="preserve"> </w:t>
+      </w:r>
+      <w:r>
+        <w:t xml:space="preserve">결정됨. Ch.15 광고 예산 설정 요인에도 **"Stage in product life cycle"**이 명시 → 이 연결은</w:t>
+      </w:r>
+      <w:r>
+        <w:t xml:space="preserve"> </w:t>
+      </w:r>
+      <w:r>
+        <w:rPr>
+          <w:bCs/>
+          <w:b/>
+        </w:rPr>
+        <w:t xml:space="preserve">기말 범위(Ch.15) 내</w:t>
+      </w:r>
+      <w:r>
+        <w:t xml:space="preserve"> </w:t>
+      </w:r>
+      <w:r>
+        <w:t xml:space="preserve">내용.</w:t>
+      </w:r>
+    </w:p>
+    <w:tbl>
+      <w:tblPr>
+        <w:tblStyle w:val="Table"/>
+        <w:tblW w:type="auto" w:w="0"/>
+        <w:tblLook w:firstRow="1" w:lastRow="0" w:firstColumn="0" w:lastColumn="0" w:noHBand="0" w:noVBand="0" w:val="0020"/>
+        <w:jc w:val="start"/>
+      </w:tblPr>
+      <w:tblGrid>
+        <w:gridCol w:w="2640"/>
+        <w:gridCol w:w="2640"/>
+        <w:gridCol w:w="2640"/>
+      </w:tblGrid>
+      <w:tr>
+        <w:trPr>
+          <w:tblHeader w:val="true"/>
+        </w:trPr>
+        <w:tc>
+          <w:tcPr/>
+          <w:p>
+            <w:pPr>
+              <w:pStyle w:val="Compact"/>
+              <w:jc w:val="left"/>
+            </w:pPr>
+            <w:r>
+              <w:t xml:space="preserve">PLC 단계</w:t>
+            </w:r>
+          </w:p>
+        </w:tc>
+        <w:tc>
+          <w:tcPr/>
+          <w:p>
+            <w:pPr>
+              <w:pStyle w:val="Compact"/>
+              <w:jc w:val="left"/>
+            </w:pPr>
+            <w:r>
+              <w:t xml:space="preserve">마케팅 목표</w:t>
+            </w:r>
+          </w:p>
+        </w:tc>
+        <w:tc>
+          <w:tcPr/>
+          <w:p>
+            <w:pPr>
+              <w:pStyle w:val="Compact"/>
+              <w:jc w:val="left"/>
+            </w:pPr>
+            <w:r>
+              <w:t xml:space="preserve">광고 목표(Advertising Objective)</w:t>
+            </w:r>
+          </w:p>
+        </w:tc>
+      </w:tr>
+      <w:tr>
+        <w:tc>
+          <w:tcPr/>
+          <w:p>
+            <w:pPr>
+              <w:pStyle w:val="Compact"/>
+              <w:jc w:val="left"/>
+            </w:pPr>
+            <w:r>
+              <w:rPr>
+                <w:bCs/>
+                <w:b/>
+              </w:rPr>
+              <w:t xml:space="preserve">Introduction(도입기)</w:t>
+            </w:r>
+          </w:p>
+        </w:tc>
+        <w:tc>
+          <w:tcPr/>
+          <w:p>
+            <w:pPr>
+              <w:pStyle w:val="Compact"/>
+              <w:jc w:val="left"/>
+            </w:pPr>
+            <w:r>
+              <w:t xml:space="preserve">인지·시용(trial) 창출, primary demand</w:t>
+            </w:r>
+          </w:p>
+        </w:tc>
+        <w:tc>
+          <w:tcPr/>
+          <w:p>
+            <w:pPr>
+              <w:pStyle w:val="Compact"/>
+              <w:jc w:val="left"/>
+            </w:pPr>
+            <w:r>
+              <w:rPr>
+                <w:bCs/>
+                <w:b/>
+              </w:rPr>
+              <w:t xml:space="preserve">Informative</w:t>
+            </w:r>
+            <w:r>
+              <w:t xml:space="preserve"> </w:t>
+            </w:r>
+            <w:r>
+              <w:t xml:space="preserve">(제품 카테고리 알림)</w:t>
+            </w:r>
+          </w:p>
+        </w:tc>
+      </w:tr>
+      <w:tr>
+        <w:tc>
+          <w:tcPr/>
+          <w:p>
+            <w:pPr>
+              <w:pStyle w:val="Compact"/>
+              <w:jc w:val="left"/>
+            </w:pPr>
+            <w:r>
+              <w:rPr>
+                <w:bCs/>
+                <w:b/>
+              </w:rPr>
+              <w:t xml:space="preserve">Growth(성장기)</w:t>
+            </w:r>
+          </w:p>
+        </w:tc>
+        <w:tc>
+          <w:tcPr/>
+          <w:p>
+            <w:pPr>
+              <w:pStyle w:val="Compact"/>
+              <w:jc w:val="left"/>
+            </w:pPr>
+            <w:r>
+              <w:t xml:space="preserve">시장점유율 극대화, selective demand</w:t>
+            </w:r>
+          </w:p>
+        </w:tc>
+        <w:tc>
+          <w:tcPr/>
+          <w:p>
+            <w:pPr>
+              <w:pStyle w:val="Compact"/>
+              <w:jc w:val="left"/>
+            </w:pPr>
+            <w:r>
+              <w:rPr>
+                <w:bCs/>
+                <w:b/>
+              </w:rPr>
+              <w:t xml:space="preserve">Persuasive</w:t>
+            </w:r>
+            <w:r>
+              <w:t xml:space="preserve"> </w:t>
+            </w:r>
+            <w:r>
+              <w:t xml:space="preserve">(+경쟁 심화 시</w:t>
+            </w:r>
+            <w:r>
+              <w:t xml:space="preserve"> </w:t>
+            </w:r>
+            <w:r>
+              <w:rPr>
+                <w:bCs/>
+                <w:b/>
+              </w:rPr>
+              <w:t xml:space="preserve">Comparative</w:t>
+            </w:r>
+            <w:r>
+              <w:t xml:space="preserve">)</w:t>
+            </w:r>
+          </w:p>
+        </w:tc>
+      </w:tr>
+      <w:tr>
+        <w:tc>
+          <w:tcPr/>
+          <w:p>
+            <w:pPr>
+              <w:pStyle w:val="Compact"/>
+              <w:jc w:val="left"/>
+            </w:pPr>
+            <w:r>
+              <w:rPr>
+                <w:bCs/>
+                <w:b/>
+              </w:rPr>
+              <w:t xml:space="preserve">Maturity(성숙기)</w:t>
+            </w:r>
+          </w:p>
+        </w:tc>
+        <w:tc>
+          <w:tcPr/>
+          <w:p>
+            <w:pPr>
+              <w:pStyle w:val="Compact"/>
+              <w:jc w:val="left"/>
+            </w:pPr>
+            <w:r>
+              <w:t xml:space="preserve">이익 극대화·점유율 방어</w:t>
+            </w:r>
+          </w:p>
+        </w:tc>
+        <w:tc>
+          <w:tcPr/>
+          <w:p>
+            <w:pPr>
+              <w:pStyle w:val="Compact"/>
+              <w:jc w:val="left"/>
+            </w:pPr>
+            <w:r>
+              <w:rPr>
+                <w:bCs/>
+                <w:b/>
+              </w:rPr>
+              <w:t xml:space="preserve">Reminder</w:t>
+            </w:r>
+            <w:r>
+              <w:t xml:space="preserve"> </w:t>
+            </w:r>
+            <w:r>
+              <w:t xml:space="preserve">(관계 유지·브랜드 상기)</w:t>
+            </w:r>
+          </w:p>
+        </w:tc>
+      </w:tr>
+      <w:tr>
+        <w:tc>
+          <w:tcPr/>
+          <w:p>
+            <w:pPr>
+              <w:pStyle w:val="Compact"/>
+              <w:jc w:val="left"/>
+            </w:pPr>
+            <w:r>
+              <w:rPr>
+                <w:bCs/>
+                <w:b/>
+              </w:rPr>
+              <w:t xml:space="preserve">Decline(쇠퇴기)</w:t>
+            </w:r>
+          </w:p>
+        </w:tc>
+        <w:tc>
+          <w:tcPr/>
+          <w:p>
+            <w:pPr>
+              <w:pStyle w:val="Compact"/>
+              <w:jc w:val="left"/>
+            </w:pPr>
+            <w:r>
+              <w:t xml:space="preserve">비용 절감·수확(harvest)</w:t>
+            </w:r>
+          </w:p>
+        </w:tc>
+        <w:tc>
+          <w:tcPr/>
+          <w:p>
+            <w:pPr>
+              <w:pStyle w:val="Compact"/>
+              <w:jc w:val="left"/>
+            </w:pPr>
+            <w:r>
+              <w:t xml:space="preserve">광고 최소화</w:t>
+            </w:r>
+          </w:p>
+        </w:tc>
+      </w:tr>
+    </w:tbl>
+    <w:p>
+      <w:pPr>
+        <w:pStyle w:val="BlockText"/>
+      </w:pPr>
+      <w:r>
+        <w:t xml:space="preserve">💡 외우는 법:</w:t>
+      </w:r>
+      <w:r>
+        <w:t xml:space="preserve"> </w:t>
+      </w:r>
+      <w:r>
+        <w:rPr>
+          <w:bCs/>
+          <w:b/>
+        </w:rPr>
+        <w:t xml:space="preserve">도입=알리고(Inform) → 성장=설득하고(Persuade)/비교(Compare) → 성숙=상기(Remind) → 쇠퇴=줄인다.</w:t>
+      </w:r>
+    </w:p>
     <w:bookmarkEnd w:id="58"/>
-    <w:bookmarkStart w:id="60" w:name="X51e1cfa795119da872156856772b0417661f6a4"/>
+    <w:bookmarkEnd w:id="59"/>
+    <w:bookmarkStart w:id="61" w:name="X51e1cfa795119da872156856772b0417661f6a4"/>
     <w:p>
       <w:pPr>
         <w:pStyle w:val="Heading3"/>
@@ -4429,7 +4794,7 @@
         <w:t xml:space="preserve">.</w:t>
       </w:r>
     </w:p>
-    <w:bookmarkStart w:id="59" w:name="X4fe8741e54b038958f5a85226794716c0e032b9"/>
+    <w:bookmarkStart w:id="60" w:name="X4fe8741e54b038958f5a85226794716c0e032b9"/>
     <w:p>
       <w:pPr>
         <w:pStyle w:val="Heading4"/>
@@ -4705,9 +5070,9 @@
         <w:t xml:space="preserve">(불균등 배치).</w:t>
       </w:r>
     </w:p>
-    <w:bookmarkEnd w:id="59"/>
     <w:bookmarkEnd w:id="60"/>
-    <w:bookmarkStart w:id="61" w:name="광고-효과-평가"/>
+    <w:bookmarkEnd w:id="61"/>
+    <w:bookmarkStart w:id="62" w:name="광고-효과-평가"/>
     <w:p>
       <w:pPr>
         <w:pStyle w:val="Heading3"/>
@@ -4773,8 +5138,8 @@
         <w:t xml:space="preserve">: 순 광고 수익 ÷ 광고 투자 비용.</w:t>
       </w:r>
     </w:p>
-    <w:bookmarkEnd w:id="61"/>
-    <w:bookmarkStart w:id="62" w:name="public-relations-pr"/>
+    <w:bookmarkEnd w:id="62"/>
+    <w:bookmarkStart w:id="63" w:name="public-relations-pr"/>
     <w:p>
       <w:pPr>
         <w:pStyle w:val="Heading3"/>
@@ -4912,9 +5277,9 @@
         </w:pict>
       </w:r>
     </w:p>
-    <w:bookmarkEnd w:id="62"/>
     <w:bookmarkEnd w:id="63"/>
-    <w:bookmarkStart w:id="68" w:name="X442a581eaa557297305087e7cc2e6fff78b693c"/>
+    <w:bookmarkEnd w:id="64"/>
+    <w:bookmarkStart w:id="69" w:name="X442a581eaa557297305087e7cc2e6fff78b693c"/>
     <w:p>
       <w:pPr>
         <w:pStyle w:val="Heading2"/>
@@ -4923,7 +5288,7 @@
         <w:t xml:space="preserve">§7. Ch.16 — Personal Selling and Sales Promotion</w:t>
       </w:r>
     </w:p>
-    <w:bookmarkStart w:id="64" w:name="인적판매-personal-selling"/>
+    <w:bookmarkStart w:id="65" w:name="인적판매-personal-selling"/>
     <w:p>
       <w:pPr>
         <w:pStyle w:val="Heading3"/>
@@ -4986,8 +5351,8 @@
         <w:t xml:space="preserve">: ① 회사를 고객에게 대표 ② 고객을 회사에 대표 ③ 마케팅과 긴밀히 협업.</w:t>
       </w:r>
     </w:p>
-    <w:bookmarkEnd w:id="64"/>
-    <w:bookmarkStart w:id="65" w:name="Xfbef0dfe4566eae84941e8e6404437ad422a6b4"/>
+    <w:bookmarkEnd w:id="65"/>
+    <w:bookmarkStart w:id="66" w:name="Xfbef0dfe4566eae84941e8e6404437ad422a6b4"/>
     <w:p>
       <w:pPr>
         <w:pStyle w:val="Heading3"/>
@@ -5128,8 +5493,8 @@
         <w:t xml:space="preserve">salespeople</w:t>
       </w:r>
     </w:p>
-    <w:bookmarkEnd w:id="65"/>
-    <w:bookmarkStart w:id="66" w:name="인적판매-과정-7단계-personal-selling-process--빈출"/>
+    <w:bookmarkEnd w:id="66"/>
+    <w:bookmarkStart w:id="67" w:name="인적판매-과정-7단계-personal-selling-process--빈출"/>
     <w:p>
       <w:pPr>
         <w:pStyle w:val="Heading3"/>
@@ -5260,8 +5625,8 @@
         <w:t xml:space="preserve">.</w:t>
       </w:r>
     </w:p>
-    <w:bookmarkEnd w:id="66"/>
-    <w:bookmarkStart w:id="67" w:name="판매촉진-sales-promotion"/>
+    <w:bookmarkEnd w:id="67"/>
+    <w:bookmarkStart w:id="68" w:name="판매촉진-sales-promotion"/>
     <w:p>
       <w:pPr>
         <w:pStyle w:val="Heading3"/>
@@ -5404,9 +5769,9 @@
         </w:pict>
       </w:r>
     </w:p>
-    <w:bookmarkEnd w:id="67"/>
     <w:bookmarkEnd w:id="68"/>
-    <w:bookmarkStart w:id="72" w:name="Xa8481db2e23fc203b4317209f6d424b243332b6"/>
+    <w:bookmarkEnd w:id="69"/>
+    <w:bookmarkStart w:id="73" w:name="Xa8481db2e23fc203b4317209f6d424b243332b6"/>
     <w:p>
       <w:pPr>
         <w:pStyle w:val="Heading2"/>
@@ -5415,7 +5780,7 @@
         <w:t xml:space="preserve">§8. Ch.17 — Direct, Online, Social Media &amp; Mobile Marketing</w:t>
       </w:r>
     </w:p>
-    <w:bookmarkStart w:id="69" w:name="핵심-정의-2"/>
+    <w:bookmarkStart w:id="70" w:name="핵심-정의-2"/>
     <w:p>
       <w:pPr>
         <w:pStyle w:val="Heading3"/>
@@ -5484,8 +5849,8 @@
         <w:t xml:space="preserve">하는 마케팅 형태.</w:t>
       </w:r>
     </w:p>
-    <w:bookmarkEnd w:id="69"/>
-    <w:bookmarkStart w:id="70" w:name="구매자판매자에게-주는-혜택-benefits"/>
+    <w:bookmarkEnd w:id="70"/>
+    <w:bookmarkStart w:id="71" w:name="구매자판매자에게-주는-혜택-benefits"/>
     <w:p>
       <w:pPr>
         <w:pStyle w:val="Heading3"/>
@@ -5535,8 +5900,8 @@
         <w:t xml:space="preserve">(브랜드를 고객 삶의 중요 순간·트렌드와 연결).</w:t>
       </w:r>
     </w:p>
-    <w:bookmarkEnd w:id="70"/>
-    <w:bookmarkStart w:id="71" w:name="디지털소셜미디어모바일-마케팅"/>
+    <w:bookmarkEnd w:id="71"/>
+    <w:bookmarkStart w:id="72" w:name="디지털소셜미디어모바일-마케팅"/>
     <w:p>
       <w:pPr>
         <w:pStyle w:val="Heading3"/>
@@ -5682,10 +6047,10 @@
         </w:pict>
       </w:r>
     </w:p>
-    <w:bookmarkEnd w:id="71"/>
     <w:bookmarkEnd w:id="72"/>
     <w:bookmarkEnd w:id="73"/>
-    <w:bookmarkStart w:id="74" w:name="부록-a-빠른-암기-체크리스트-short-answer-대비"/>
+    <w:bookmarkEnd w:id="74"/>
+    <w:bookmarkStart w:id="75" w:name="부록-a-빠른-암기-체크리스트-short-answer-대비"/>
     <w:p>
       <w:pPr>
         <w:pStyle w:val="Heading1"/>
@@ -5792,6 +6157,31 @@
       </w:r>
       <w:r>
         <w:t xml:space="preserve">: Informative / Persuasive / Comparative / Reminder</w:t>
+      </w:r>
+    </w:p>
+    <w:p>
+      <w:pPr>
+        <w:numPr>
+          <w:ilvl w:val="0"/>
+          <w:numId w:val="1046"/>
+        </w:numPr>
+        <w:pStyle w:val="Compact"/>
+      </w:pPr>
+      <w:r>
+        <w:t xml:space="preserve">☐</w:t>
+      </w:r>
+      <w:r>
+        <w:t xml:space="preserve"> </w:t>
+      </w:r>
+      <w:r>
+        <w:rPr>
+          <w:bCs/>
+          <w:b/>
+        </w:rPr>
+        <w:t xml:space="preserve">PLC 단계 × 광고 목표</w:t>
+      </w:r>
+      <w:r>
+        <w:t xml:space="preserve">: 도입=Inform / 성장=Persuade(·Compare) / 성숙=Remind / 쇠퇴=축소</w:t>
       </w:r>
     </w:p>
     <w:p>
@@ -6026,8 +6416,8 @@
         </w:pict>
       </w:r>
     </w:p>
-    <w:bookmarkEnd w:id="74"/>
-    <w:bookmarkStart w:id="75" w:name="부록-b-essay논술-답안-프레임-한국어-출제"/>
+    <w:bookmarkEnd w:id="75"/>
+    <w:bookmarkStart w:id="76" w:name="부록-b-essay논술-답안-프레임-한국어-출제"/>
     <w:p>
       <w:pPr>
         <w:pStyle w:val="Heading1"/>
@@ -6270,8 +6660,8 @@
         </w:pict>
       </w:r>
     </w:p>
-    <w:bookmarkEnd w:id="75"/>
-    <w:bookmarkStart w:id="81" w:name="부록-c-예상-출제-문제-중간고사-출제-스타일--기말-적용"/>
+    <w:bookmarkEnd w:id="76"/>
+    <w:bookmarkStart w:id="82" w:name="부록-c-예상-출제-문제-중간고사-출제-스타일--기말-적용"/>
     <w:p>
       <w:pPr>
         <w:pStyle w:val="Heading1"/>
@@ -6307,7 +6697,7 @@
         <w:t xml:space="preserve">패턴: ① 정의 보고 용어 맞히기(단답) ② "X가지 + 예시" ③ 표 그리기 ④ 차이 설명 ⑤ 단계별 특성·전략.</w:t>
       </w:r>
     </w:p>
-    <w:bookmarkStart w:id="76" w:name="패턴-①-정의--용어-단답형-definitions"/>
+    <w:bookmarkStart w:id="77" w:name="패턴-①-정의--용어-단답형-definitions"/>
     <w:p>
       <w:pPr>
         <w:pStyle w:val="Heading3"/>
@@ -6492,8 +6882,8 @@
         <w:t xml:space="preserve">Advertising</w:t>
       </w:r>
     </w:p>
-    <w:bookmarkEnd w:id="76"/>
-    <w:bookmarkStart w:id="77" w:name="패턴-②-x가지--예시-short-answer"/>
+    <w:bookmarkEnd w:id="77"/>
+    <w:bookmarkStart w:id="78" w:name="패턴-②-x가지--예시-short-answer"/>
     <w:p>
       <w:pPr>
         <w:pStyle w:val="Heading3"/>
@@ -6658,8 +7048,8 @@
         <w:t xml:space="preserve">7단계</w:t>
       </w:r>
     </w:p>
-    <w:bookmarkEnd w:id="77"/>
-    <w:bookmarkStart w:id="78" w:name="패턴-③-표-그리기-중간-bcg-매트릭스-스타일"/>
+    <w:bookmarkEnd w:id="78"/>
+    <w:bookmarkStart w:id="79" w:name="패턴-③-표-그리기-중간-bcg-매트릭스-스타일"/>
     <w:p>
       <w:pPr>
         <w:pStyle w:val="Heading3"/>
@@ -6753,8 +7143,8 @@
         <w:t xml:space="preserve">(Informative/Persuasive/Comparative/Reminder × 사용 시점).</w:t>
       </w:r>
     </w:p>
-    <w:bookmarkEnd w:id="78"/>
-    <w:bookmarkStart w:id="79" w:name="패턴-④-차이-설명-중간-소비재-vs-산업재-스타일"/>
+    <w:bookmarkEnd w:id="79"/>
+    <w:bookmarkStart w:id="80" w:name="패턴-④-차이-설명-중간-소비재-vs-산업재-스타일"/>
     <w:p>
       <w:pPr>
         <w:pStyle w:val="Heading3"/>
@@ -6871,8 +7261,8 @@
         <w:t xml:space="preserve">Transaction-oriented vs Relationship marketing</w:t>
       </w:r>
     </w:p>
-    <w:bookmarkEnd w:id="79"/>
-    <w:bookmarkStart w:id="80" w:name="패턴-⑤-단계별-특성전략-중간-plc-문제-유형--기말-적용"/>
+    <w:bookmarkEnd w:id="80"/>
+    <w:bookmarkStart w:id="81" w:name="패턴-⑤-단계별-특성전략-중간-plc-문제-유형--기말-적용"/>
     <w:p>
       <w:pPr>
         <w:pStyle w:val="Heading3"/>
@@ -6948,9 +7338,9 @@
         </w:pict>
       </w:r>
     </w:p>
-    <w:bookmarkEnd w:id="80"/>
     <w:bookmarkEnd w:id="81"/>
-    <w:bookmarkStart w:id="82" w:name="부록-d-한국-브랜드-예시-모음-essay적용문제-앵커용"/>
+    <w:bookmarkEnd w:id="82"/>
+    <w:bookmarkStart w:id="83" w:name="부록-d-한국-브랜드-예시-모음-essay적용문제-앵커용"/>
     <w:p>
       <w:pPr>
         <w:pStyle w:val="Heading1"/>
@@ -7725,8 +8115,8 @@
         </w:pict>
       </w:r>
     </w:p>
-    <w:bookmarkEnd w:id="82"/>
-    <w:bookmarkStart w:id="87" w:name="X20abf8f0b6bc46e8a59d109dc77ebd46e9c2a73"/>
+    <w:bookmarkEnd w:id="83"/>
+    <w:bookmarkStart w:id="88" w:name="X20abf8f0b6bc46e8a59d109dc77ebd46e9c2a73"/>
     <w:p>
       <w:pPr>
         <w:pStyle w:val="Heading1"/>
@@ -7781,7 +8171,7 @@
         <w:t xml:space="preserve">(앞 본문과 중복 OK)</w:t>
       </w:r>
     </w:p>
-    <w:bookmarkStart w:id="83" w:name="X0887cc27736bb7af047b6b9f8f7fc5c2cf9e7e7"/>
+    <w:bookmarkStart w:id="84" w:name="X0887cc27736bb7af047b6b9f8f7fc5c2cf9e7e7"/>
     <w:p>
       <w:pPr>
         <w:pStyle w:val="Heading3"/>
@@ -7998,8 +8388,8 @@
         <w:t xml:space="preserve">.</w:t>
       </w:r>
     </w:p>
-    <w:bookmarkEnd w:id="83"/>
-    <w:bookmarkStart w:id="84" w:name="X0d28282ec59212b9510024a8c5c71cfd8c43152"/>
+    <w:bookmarkEnd w:id="84"/>
+    <w:bookmarkStart w:id="85" w:name="X0d28282ec59212b9510024a8c5c71cfd8c43152"/>
     <w:p>
       <w:pPr>
         <w:pStyle w:val="Heading3"/>
@@ -8114,8 +8504,8 @@
         <w:t xml:space="preserve">→ (이유 공통: 소비자·기술·경쟁 환경 변화)</w:t>
       </w:r>
     </w:p>
-    <w:bookmarkEnd w:id="84"/>
-    <w:bookmarkStart w:id="85" w:name="Xecf07f464bbf07393fb1f88772d10d7d07fa876"/>
+    <w:bookmarkEnd w:id="85"/>
+    <w:bookmarkStart w:id="86" w:name="Xecf07f464bbf07393fb1f88772d10d7d07fa876"/>
     <w:p>
       <w:pPr>
         <w:pStyle w:val="Heading3"/>
@@ -8427,14 +8817,14 @@
         <w:t xml:space="preserve">.</w:t>
       </w:r>
     </w:p>
-    <w:bookmarkEnd w:id="85"/>
-    <w:bookmarkStart w:id="86" w:name="Xa6891dcc5c6e4d8a70a6e8afd464f2997e1e20a"/>
+    <w:bookmarkEnd w:id="86"/>
+    <w:bookmarkStart w:id="87" w:name="X15f21b2d055e3827e088ad48a4656a16320f123"/>
     <w:p>
       <w:pPr>
         <w:pStyle w:val="Heading3"/>
       </w:pPr>
       <w:r>
-        <w:t xml:space="preserve">⚠️ PLC 관련 (족보엔 반복 등장 / 단 26-1 기말 범위는 Ch.10~17로 PLC 제외 확정)</w:t>
+        <w:t xml:space="preserve">🟢 PLC 단계별 광고 목표 (Ch.15 광고 목표 = 범위 내, 기출 단골)</w:t>
       </w:r>
     </w:p>
     <w:p>
@@ -8442,36 +8832,49 @@
         <w:pStyle w:val="BlockText"/>
       </w:pPr>
       <w:r>
-        <w:t xml:space="preserve">24·25-1·25-2 기출 모두 PLC 문제가 나왔으나,</w:t>
-      </w:r>
-      <w:r>
-        <w:t xml:space="preserve"> </w:t>
-      </w:r>
-      <w:r>
-        <w:rPr>
-          <w:bCs/>
-          <w:b/>
-        </w:rPr>
-        <w:t xml:space="preserve">재우 학생 확인상 26-1 기말 범위는 Ch.10~17</w:t>
-      </w:r>
-      <w:r>
-        <w:t xml:space="preserve">. 교수님 공지가 최우선 → 혹시 모를 대비용으로만 답을 남김.</w:t>
-      </w:r>
-      <w:r>
-        <w:t xml:space="preserve"> </w:t>
-      </w:r>
-      <w:r>
-        <w:rPr>
-          <w:bCs/>
-          <w:b/>
-        </w:rPr>
-        <w:t xml:space="preserve">Q. 각 PLC 단계와 그에 맞는 objective(광고/마케팅 목표)?</w:t>
-      </w:r>
-      <w:r>
-        <w:t xml:space="preserve"> </w:t>
-      </w:r>
-      <w:r>
-        <w:t xml:space="preserve">→ Introduction→</w:t>
+        <w:t xml:space="preserve">"PLC 단계별 광고/마케팅 목표"는</w:t>
+      </w:r>
+      <w:r>
+        <w:t xml:space="preserve"> </w:t>
+      </w:r>
+      <w:r>
+        <w:rPr>
+          <w:bCs/>
+          <w:b/>
+        </w:rPr>
+        <w:t xml:space="preserve">Ch.15 advertising objectives</w:t>
+      </w:r>
+      <w:r>
+        <w:t xml:space="preserve">로 답하는 문제 (PLC 챕터 자체가 아니라 광고 목표가 PLC 단계에 매핑됨).</w:t>
+      </w:r>
+      <w:r>
+        <w:t xml:space="preserve"> </w:t>
+      </w:r>
+      <w:r>
+        <w:rPr>
+          <w:bCs/>
+          <w:b/>
+        </w:rPr>
+        <w:t xml:space="preserve">Q. 각 PLC 단계와 그에 맞는 광고 목표·마케팅 목표를 쓰시오.</w:t>
+      </w:r>
+      <w:r>
+        <w:t xml:space="preserve"> </w:t>
+      </w:r>
+      <w:r>
+        <w:t xml:space="preserve">→</w:t>
+      </w:r>
+      <w:r>
+        <w:t xml:space="preserve"> </w:t>
+      </w:r>
+      <w:r>
+        <w:rPr>
+          <w:bCs/>
+          <w:b/>
+        </w:rPr>
+        <w:t xml:space="preserve">Introduction(도입기)</w:t>
+      </w:r>
+      <w:r>
+        <w:t xml:space="preserve">: 마케팅=인지·시용 창출(primary demand) / 광고=</w:t>
       </w:r>
       <w:r>
         <w:rPr>
@@ -8481,7 +8884,26 @@
         <w:t xml:space="preserve">Informative</w:t>
       </w:r>
       <w:r>
-        <w:t xml:space="preserve">(인지·primary demand) / Growth→</w:t>
+        <w:t xml:space="preserve">.</w:t>
+      </w:r>
+      <w:r>
+        <w:t xml:space="preserve"> </w:t>
+      </w:r>
+      <w:r>
+        <w:t xml:space="preserve">→</w:t>
+      </w:r>
+      <w:r>
+        <w:t xml:space="preserve"> </w:t>
+      </w:r>
+      <w:r>
+        <w:rPr>
+          <w:bCs/>
+          <w:b/>
+        </w:rPr>
+        <w:t xml:space="preserve">Growth(성장기)</w:t>
+      </w:r>
+      <w:r>
+        <w:t xml:space="preserve">: 마케팅=시장점유율 극대화(selective demand) / 광고=</w:t>
       </w:r>
       <w:r>
         <w:rPr>
@@ -8491,7 +8913,42 @@
         <w:t xml:space="preserve">Persuasive</w:t>
       </w:r>
       <w:r>
-        <w:t xml:space="preserve">(선호·selective demand) / Maturity→</w:t>
+        <w:t xml:space="preserve"> </w:t>
+      </w:r>
+      <w:r>
+        <w:t xml:space="preserve">(+경쟁 심화 시</w:t>
+      </w:r>
+      <w:r>
+        <w:t xml:space="preserve"> </w:t>
+      </w:r>
+      <w:r>
+        <w:rPr>
+          <w:bCs/>
+          <w:b/>
+        </w:rPr>
+        <w:t xml:space="preserve">Comparative</w:t>
+      </w:r>
+      <w:r>
+        <w:t xml:space="preserve">).</w:t>
+      </w:r>
+      <w:r>
+        <w:t xml:space="preserve"> </w:t>
+      </w:r>
+      <w:r>
+        <w:t xml:space="preserve">→</w:t>
+      </w:r>
+      <w:r>
+        <w:t xml:space="preserve"> </w:t>
+      </w:r>
+      <w:r>
+        <w:rPr>
+          <w:bCs/>
+          <w:b/>
+        </w:rPr>
+        <w:t xml:space="preserve">Maturity(성숙기)</w:t>
+      </w:r>
+      <w:r>
+        <w:t xml:space="preserve">: 마케팅=이익 극대화·점유율 방어 / 광고=</w:t>
       </w:r>
       <w:r>
         <w:rPr>
@@ -8501,7 +8958,42 @@
         <w:t xml:space="preserve">Reminder</w:t>
       </w:r>
       <w:r>
-        <w:t xml:space="preserve">(상기·관계유지) / Decline→광고 최소화·harvest.</w:t>
+        <w:t xml:space="preserve">.</w:t>
+      </w:r>
+      <w:r>
+        <w:t xml:space="preserve"> </w:t>
+      </w:r>
+      <w:r>
+        <w:t xml:space="preserve">→</w:t>
+      </w:r>
+      <w:r>
+        <w:t xml:space="preserve"> </w:t>
+      </w:r>
+      <w:r>
+        <w:rPr>
+          <w:bCs/>
+          <w:b/>
+        </w:rPr>
+        <w:t xml:space="preserve">Decline(쇠퇴기)</w:t>
+      </w:r>
+      <w:r>
+        <w:t xml:space="preserve">: 마케팅=비용 절감·harvest / 광고=최소화.</w:t>
+      </w:r>
+      <w:r>
+        <w:t xml:space="preserve"> </w:t>
+      </w:r>
+      <w:r>
+        <w:t xml:space="preserve">→ 한 줄 암기:</w:t>
+      </w:r>
+      <w:r>
+        <w:t xml:space="preserve"> </w:t>
+      </w:r>
+      <w:r>
+        <w:rPr>
+          <w:bCs/>
+          <w:b/>
+        </w:rPr>
+        <w:t xml:space="preserve">Inform → Persuade/Compare → Remind → 축소.</w:t>
       </w:r>
     </w:p>
     <w:p>
@@ -8532,8 +9024,8 @@
         <w:t xml:space="preserve">: 부록 E(족보) → 부록 A(암기 체크리스트) → 본문 §1~§8 순으로 보면 효율적.</w:t>
       </w:r>
     </w:p>
-    <w:bookmarkEnd w:id="86"/>
     <w:bookmarkEnd w:id="87"/>
+    <w:bookmarkEnd w:id="88"/>
     <w:sectPr/>
   </w:body>
 </w:document>

--- a/마케팅101_기말_정리.docx
+++ b/마케팅101_기말_정리.docx
@@ -6694,16 +6694,38 @@
         <w:t xml:space="preserve"> </w:t>
       </w:r>
       <w:r>
+        <w:t xml:space="preserve">⚠️</w:t>
+      </w:r>
+      <w:r>
+        <w:t xml:space="preserve"> </w:t>
+      </w:r>
+      <w:r>
+        <w:rPr>
+          <w:bCs/>
+          <w:b/>
+        </w:rPr>
+        <w:t xml:space="preserve">실제 시험은 Definitions/Short Answers가 영어로 출제·영어로 답안</w:t>
+      </w:r>
+      <w:r>
+        <w:t xml:space="preserve"> </w:t>
+      </w:r>
+      <w:r>
+        <w:t xml:space="preserve">→ 문제를 영어 그대로 실었습니다.</w:t>
+      </w:r>
+      <w:r>
+        <w:t xml:space="preserve"> </w:t>
+      </w:r>
+      <w:r>
         <w:t xml:space="preserve">패턴: ① 정의 보고 용어 맞히기(단답) ② "X가지 + 예시" ③ 표 그리기 ④ 차이 설명 ⑤ 단계별 특성·전략.</w:t>
       </w:r>
     </w:p>
-    <w:bookmarkStart w:id="77" w:name="패턴-①-정의--용어-단답형-definitions"/>
+    <w:bookmarkStart w:id="77" w:name="패턴-①-definition--term-영어-단답형"/>
     <w:p>
       <w:pPr>
         <w:pStyle w:val="Heading3"/>
       </w:pPr>
       <w:r>
-        <w:t xml:space="preserve">패턴 ① 정의 → 용어 (단답형 Definitions)</w:t>
+        <w:t xml:space="preserve">패턴 ① Definition → Term (영어 단답형)</w:t>
       </w:r>
     </w:p>
     <w:p>
@@ -6715,7 +6737,17 @@
         <w:pStyle w:val="Compact"/>
       </w:pPr>
       <w:r>
-        <w:t xml:space="preserve">구매자가 마음속에 지니고 제품을 볼 때 참조하는 가격 →</w:t>
+        <w:rPr>
+          <w:iCs/>
+          <w:i/>
+        </w:rPr>
+        <w:t xml:space="preserve">Prices that buyers carry in their minds and refer to when they look at a given product.</w:t>
+      </w:r>
+      <w:r>
+        <w:t xml:space="preserve"> </w:t>
+      </w:r>
+      <w:r>
+        <w:t xml:space="preserve">→</w:t>
       </w:r>
       <w:r>
         <w:t xml:space="preserve"> </w:t>
@@ -6737,7 +6769,17 @@
         <w:pStyle w:val="Compact"/>
       </w:pPr>
       <w:r>
-        <w:t xml:space="preserve">비용 차이가 아닌 이유로 둘 이상의 가격에 파는 것 →</w:t>
+        <w:rPr>
+          <w:iCs/>
+          <w:i/>
+        </w:rPr>
+        <w:t xml:space="preserve">Selling a product or service at two or more prices, where the difference in prices is not based on differences in costs.</w:t>
+      </w:r>
+      <w:r>
+        <w:t xml:space="preserve"> </w:t>
+      </w:r>
+      <w:r>
+        <w:t xml:space="preserve">→</w:t>
       </w:r>
       <w:r>
         <w:t xml:space="preserve"> </w:t>
@@ -6759,7 +6801,17 @@
         <w:pStyle w:val="Compact"/>
       </w:pPr>
       <w:r>
-        <w:t xml:space="preserve">개별 고객·상황에 맞춰 가격을 지속적으로 조정 →</w:t>
+        <w:rPr>
+          <w:iCs/>
+          <w:i/>
+        </w:rPr>
+        <w:t xml:space="preserve">Adjusting prices continually to meet the characteristics and needs of individual customers and situations.</w:t>
+      </w:r>
+      <w:r>
+        <w:t xml:space="preserve"> </w:t>
+      </w:r>
+      <w:r>
+        <w:t xml:space="preserve">→</w:t>
       </w:r>
       <w:r>
         <w:t xml:space="preserve"> </w:t>
@@ -6781,7 +6833,17 @@
         <w:pStyle w:val="Compact"/>
       </w:pPr>
       <w:r>
-        <w:t xml:space="preserve">광고 메시지를 살아나게 하는 "big idea" →</w:t>
+        <w:rPr>
+          <w:iCs/>
+          <w:i/>
+        </w:rPr>
+        <w:t xml:space="preserve">The compelling "big idea" that will bring an advertising message strategy to life in a distinctive and memorable way.</w:t>
+      </w:r>
+      <w:r>
+        <w:t xml:space="preserve"> </w:t>
+      </w:r>
+      <w:r>
+        <w:t xml:space="preserve">→</w:t>
       </w:r>
       <w:r>
         <w:t xml:space="preserve"> </w:t>
@@ -6803,7 +6865,17 @@
         <w:pStyle w:val="Compact"/>
       </w:pPr>
       <w:r>
-        <w:t xml:space="preserve">다른 사람들이 의견을 구하는 사람 →</w:t>
+        <w:rPr>
+          <w:iCs/>
+          <w:i/>
+        </w:rPr>
+        <w:t xml:space="preserve">People whose opinions are sought by others.</w:t>
+      </w:r>
+      <w:r>
+        <w:t xml:space="preserve"> </w:t>
+      </w:r>
+      <w:r>
+        <w:t xml:space="preserve">→</w:t>
       </w:r>
       <w:r>
         <w:t xml:space="preserve"> </w:t>
@@ -6825,7 +6897,17 @@
         <w:pStyle w:val="Compact"/>
       </w:pPr>
       <w:r>
-        <w:t xml:space="preserve">구매 시점 판촉·광고로 브랜드 자산을 "마지막 1마일"까지 확장 →</w:t>
+        <w:rPr>
+          <w:iCs/>
+          <w:i/>
+        </w:rPr>
+        <w:t xml:space="preserve">Using point-of-purchase promotions and advertising to extend brand equity to "the last mile" and encourage favorable point-of-purchase decisions.</w:t>
+      </w:r>
+      <w:r>
+        <w:t xml:space="preserve"> </w:t>
+      </w:r>
+      <w:r>
+        <w:t xml:space="preserve">→</w:t>
       </w:r>
       <w:r>
         <w:t xml:space="preserve"> </w:t>
@@ -6847,7 +6929,17 @@
         <w:pStyle w:val="Compact"/>
       </w:pPr>
       <w:r>
-        <w:t xml:space="preserve">생산·유통 단계를 단일 소유권으로 결합한 시스템 →</w:t>
+        <w:rPr>
+          <w:iCs/>
+          <w:i/>
+        </w:rPr>
+        <w:t xml:space="preserve">A VMS that combines successive stages of production and distribution under single ownership.</w:t>
+      </w:r>
+      <w:r>
+        <w:t xml:space="preserve"> </w:t>
+      </w:r>
+      <w:r>
+        <w:t xml:space="preserve">→</w:t>
       </w:r>
       <w:r>
         <w:t xml:space="preserve"> </w:t>
@@ -6869,7 +6961,17 @@
         <w:pStyle w:val="Compact"/>
       </w:pPr>
       <w:r>
-        <w:t xml:space="preserve">유료·비인적·확인된 스폰서의 촉진 →</w:t>
+        <w:rPr>
+          <w:iCs/>
+          <w:i/>
+        </w:rPr>
+        <w:t xml:space="preserve">Any paid form of nonpersonal presentation and promotion of ideas, goods, or services by an identified sponsor.</w:t>
+      </w:r>
+      <w:r>
+        <w:t xml:space="preserve"> </w:t>
+      </w:r>
+      <w:r>
+        <w:t xml:space="preserve">→</w:t>
       </w:r>
       <w:r>
         <w:t xml:space="preserve"> </w:t>
@@ -6882,14 +6984,78 @@
         <w:t xml:space="preserve">Advertising</w:t>
       </w:r>
     </w:p>
+    <w:p>
+      <w:pPr>
+        <w:numPr>
+          <w:ilvl w:val="0"/>
+          <w:numId w:val="1050"/>
+        </w:numPr>
+        <w:pStyle w:val="Compact"/>
+      </w:pPr>
+      <w:r>
+        <w:rPr>
+          <w:iCs/>
+          <w:i/>
+        </w:rPr>
+        <w:t xml:space="preserve">Short-term incentives to encourage the purchase or sale of a product or service.</w:t>
+      </w:r>
+      <w:r>
+        <w:t xml:space="preserve"> </w:t>
+      </w:r>
+      <w:r>
+        <w:t xml:space="preserve">→</w:t>
+      </w:r>
+      <w:r>
+        <w:t xml:space="preserve"> </w:t>
+      </w:r>
+      <w:r>
+        <w:rPr>
+          <w:bCs/>
+          <w:b/>
+        </w:rPr>
+        <w:t xml:space="preserve">Sales promotion</w:t>
+      </w:r>
+    </w:p>
+    <w:p>
+      <w:pPr>
+        <w:numPr>
+          <w:ilvl w:val="0"/>
+          <w:numId w:val="1050"/>
+        </w:numPr>
+        <w:pStyle w:val="Compact"/>
+      </w:pPr>
+      <w:r>
+        <w:rPr>
+          <w:iCs/>
+          <w:i/>
+        </w:rPr>
+        <w:t xml:space="preserve">Setting a high initial price to "skim" revenue layers from the market.</w:t>
+      </w:r>
+      <w:r>
+        <w:t xml:space="preserve"> </w:t>
+      </w:r>
+      <w:r>
+        <w:t xml:space="preserve">→</w:t>
+      </w:r>
+      <w:r>
+        <w:t xml:space="preserve"> </w:t>
+      </w:r>
+      <w:r>
+        <w:rPr>
+          <w:bCs/>
+          <w:b/>
+        </w:rPr>
+        <w:t xml:space="preserve">Market-skimming pricing</w:t>
+      </w:r>
+    </w:p>
     <w:bookmarkEnd w:id="77"/>
-    <w:bookmarkStart w:id="78" w:name="패턴-②-x가지--예시-short-answer"/>
+    <w:bookmarkStart w:id="78" w:name="패턴-②-list-the-x-영어-short-answer"/>
     <w:p>
       <w:pPr>
         <w:pStyle w:val="Heading3"/>
       </w:pPr>
       <w:r>
-        <w:t xml:space="preserve">패턴 ② "X가지 + 예시" (Short Answer)</w:t>
+        <w:t xml:space="preserve">패턴 ② "List the X..." (영어 Short Answer)</w:t>
       </w:r>
     </w:p>
     <w:p>
@@ -6901,23 +7067,17 @@
         <w:pStyle w:val="Compact"/>
       </w:pPr>
       <w:r>
-        <w:t xml:space="preserve">Promotion mix</w:t>
-      </w:r>
-      <w:r>
-        <w:t xml:space="preserve"> </w:t>
-      </w:r>
-      <w:r>
-        <w:rPr>
-          <w:bCs/>
-          <w:b/>
-        </w:rPr>
-        <w:t xml:space="preserve">5개</w:t>
-      </w:r>
-      <w:r>
-        <w:t xml:space="preserve"> </w:t>
-      </w:r>
-      <w:r>
-        <w:t xml:space="preserve">+ 한국 사례 (→ 부록 D)</w:t>
+        <w:rPr>
+          <w:iCs/>
+          <w:i/>
+        </w:rPr>
+        <w:t xml:space="preserve">List the five promotion mix tools.</w:t>
+      </w:r>
+      <w:r>
+        <w:t xml:space="preserve"> </w:t>
+      </w:r>
+      <w:r>
+        <w:t xml:space="preserve">(+ 한국 사례 → 부록 D)</w:t>
       </w:r>
     </w:p>
     <w:p>
@@ -6929,23 +7089,11 @@
         <w:pStyle w:val="Compact"/>
       </w:pPr>
       <w:r>
-        <w:t xml:space="preserve">소매상 product-line</w:t>
-      </w:r>
-      <w:r>
-        <w:t xml:space="preserve"> </w:t>
-      </w:r>
-      <w:r>
-        <w:rPr>
-          <w:bCs/>
-          <w:b/>
-        </w:rPr>
-        <w:t xml:space="preserve">5유형</w:t>
-      </w:r>
-      <w:r>
-        <w:t xml:space="preserve"> </w:t>
-      </w:r>
-      <w:r>
-        <w:t xml:space="preserve">+ 예시</w:t>
+        <w:rPr>
+          <w:iCs/>
+          <w:i/>
+        </w:rPr>
+        <w:t xml:space="preserve">List the five major types of retailers by product line.</w:t>
       </w:r>
     </w:p>
     <w:p>
@@ -6957,23 +7105,17 @@
         <w:pStyle w:val="Compact"/>
       </w:pPr>
       <w:r>
-        <w:t xml:space="preserve">Segmented pricing</w:t>
-      </w:r>
-      <w:r>
-        <w:t xml:space="preserve"> </w:t>
-      </w:r>
-      <w:r>
-        <w:rPr>
-          <w:bCs/>
-          <w:b/>
-        </w:rPr>
-        <w:t xml:space="preserve">4종류</w:t>
-      </w:r>
-      <w:r>
-        <w:t xml:space="preserve"> </w:t>
-      </w:r>
-      <w:r>
-        <w:t xml:space="preserve">+ 예시</w:t>
+        <w:rPr>
+          <w:iCs/>
+          <w:i/>
+        </w:rPr>
+        <w:t xml:space="preserve">List the four types of segmented pricing.</w:t>
+      </w:r>
+      <w:r>
+        <w:t xml:space="preserve"> </w:t>
+      </w:r>
+      <w:r>
+        <w:t xml:space="preserve">(+ 예시)</w:t>
       </w:r>
     </w:p>
     <w:p>
@@ -6985,17 +7127,11 @@
         <w:pStyle w:val="Compact"/>
       </w:pPr>
       <w:r>
-        <w:t xml:space="preserve">가격조정 전략</w:t>
-      </w:r>
-      <w:r>
-        <w:t xml:space="preserve"> </w:t>
-      </w:r>
-      <w:r>
-        <w:rPr>
-          <w:bCs/>
-          <w:b/>
-        </w:rPr>
-        <w:t xml:space="preserve">8가지</w:t>
+        <w:rPr>
+          <w:iCs/>
+          <w:i/>
+        </w:rPr>
+        <w:t xml:space="preserve">List the seven price adjustment strategies.</w:t>
       </w:r>
     </w:p>
     <w:p>
@@ -7007,23 +7143,17 @@
         <w:pStyle w:val="Compact"/>
       </w:pPr>
       <w:r>
-        <w:t xml:space="preserve">VMS</w:t>
-      </w:r>
-      <w:r>
-        <w:t xml:space="preserve"> </w:t>
-      </w:r>
-      <w:r>
-        <w:rPr>
-          <w:bCs/>
-          <w:b/>
-        </w:rPr>
-        <w:t xml:space="preserve">3종</w:t>
-      </w:r>
-      <w:r>
-        <w:t xml:space="preserve"> </w:t>
-      </w:r>
-      <w:r>
-        <w:t xml:space="preserve">+ 예시</w:t>
+        <w:rPr>
+          <w:iCs/>
+          <w:i/>
+        </w:rPr>
+        <w:t xml:space="preserve">List the three types of vertical marketing systems.</w:t>
+      </w:r>
+      <w:r>
+        <w:t xml:space="preserve"> </w:t>
+      </w:r>
+      <w:r>
+        <w:t xml:space="preserve">(+ 예시)</w:t>
       </w:r>
     </w:p>
     <w:p>
@@ -7035,17 +7165,11 @@
         <w:pStyle w:val="Compact"/>
       </w:pPr>
       <w:r>
-        <w:t xml:space="preserve">인적판매 과정</w:t>
-      </w:r>
-      <w:r>
-        <w:t xml:space="preserve"> </w:t>
-      </w:r>
-      <w:r>
-        <w:rPr>
-          <w:bCs/>
-          <w:b/>
-        </w:rPr>
-        <w:t xml:space="preserve">7단계</w:t>
+        <w:rPr>
+          <w:iCs/>
+          <w:i/>
+        </w:rPr>
+        <w:t xml:space="preserve">List the seven steps in the personal selling process.</w:t>
       </w:r>
     </w:p>
     <w:bookmarkEnd w:id="78"/>
@@ -8152,6 +8276,48 @@
         <w:t xml:space="preserve"> </w:t>
       </w:r>
       <w:r>
+        <w:t xml:space="preserve">⚠️</w:t>
+      </w:r>
+      <w:r>
+        <w:t xml:space="preserve"> </w:t>
+      </w:r>
+      <w:r>
+        <w:rPr>
+          <w:bCs/>
+          <w:b/>
+        </w:rPr>
+        <w:t xml:space="preserve">실제 시험은 문제가 영어로 출제</w:t>
+      </w:r>
+      <w:r>
+        <w:t xml:space="preserve">(Definitions·Short Answers는 영어 답안 필수) → 영어 출제 형식 그대로 실었습니다. 답도 영어로 써야 하므로</w:t>
+      </w:r>
+      <w:r>
+        <w:t xml:space="preserve"> </w:t>
+      </w:r>
+      <w:r>
+        <w:rPr>
+          <w:bCs/>
+          <w:b/>
+        </w:rPr>
+        <w:t xml:space="preserve">영어 모범답안을 통째로 암기</w:t>
+      </w:r>
+      <w:r>
+        <w:t xml:space="preserve">하세요.</w:t>
+      </w:r>
+      <w:r>
+        <w:t xml:space="preserve"> </w:t>
+      </w:r>
+      <w:r>
+        <w:rPr>
+          <w:iCs/>
+          <w:i/>
+        </w:rPr>
+        <w:t xml:space="preserve">(괄호 안 한글은 이해용)</w:t>
+      </w:r>
+      <w:r>
+        <w:t xml:space="preserve"> </w:t>
+      </w:r>
+      <w:r>
         <w:t xml:space="preserve">"족보 그대로 나온 문제 많다"는 후기 →</w:t>
       </w:r>
       <w:r>
@@ -8171,13 +8337,13 @@
         <w:t xml:space="preserve">(앞 본문과 중복 OK)</w:t>
       </w:r>
     </w:p>
-    <w:bookmarkStart w:id="84" w:name="X0887cc27736bb7af047b6b9f8f7fc5c2cf9e7e7"/>
+    <w:bookmarkStart w:id="84" w:name="X6a57584cc33ee08f21f30fc18a75fd774f53a0c"/>
     <w:p>
       <w:pPr>
         <w:pStyle w:val="Heading3"/>
       </w:pPr>
       <w:r>
-        <w:t xml:space="preserve">🔴 가격 (Ch.10~11)</w:t>
+        <w:t xml:space="preserve">🔴 Pricing (Ch.10~11)</w:t>
       </w:r>
     </w:p>
     <w:p>
@@ -8189,7 +8355,7 @@
           <w:bCs/>
           <w:b/>
         </w:rPr>
-        <w:t xml:space="preserve">Q. 신제품 가격책정 정책 2가지는? (단답)</w:t>
+        <w:t xml:space="preserve">Q. What are the two new-product pricing strategies?</w:t>
       </w:r>
       <w:r>
         <w:t xml:space="preserve"> </w:t>
@@ -8208,7 +8374,26 @@
         <w:t xml:space="preserve">Market-skimming pricing</w:t>
       </w:r>
       <w:r>
-        <w:t xml:space="preserve">(초기 고가로 수익층 skim) /</w:t>
+        <w:t xml:space="preserve"> </w:t>
+      </w:r>
+      <w:r>
+        <w:t xml:space="preserve">— setting a high initial price to skim revenue layers from the market.</w:t>
+      </w:r>
+      <w:r>
+        <w:t xml:space="preserve"> </w:t>
+      </w:r>
+      <w:r>
+        <w:rPr>
+          <w:iCs/>
+          <w:i/>
+        </w:rPr>
+        <w:t xml:space="preserve">(초기 고가)</w:t>
+      </w:r>
+      <w:r>
+        <w:t xml:space="preserve"> </w:t>
+      </w:r>
+      <w:r>
+        <w:t xml:space="preserve">→</w:t>
       </w:r>
       <w:r>
         <w:t xml:space="preserve"> </w:t>
@@ -8221,7 +8406,20 @@
         <w:t xml:space="preserve">Market-penetration pricing</w:t>
       </w:r>
       <w:r>
-        <w:t xml:space="preserve">(저가로 다수 구매자·점유율 확보).</w:t>
+        <w:t xml:space="preserve"> </w:t>
+      </w:r>
+      <w:r>
+        <w:t xml:space="preserve">— setting a low price to attract a large number of buyers and a large market share.</w:t>
+      </w:r>
+      <w:r>
+        <w:t xml:space="preserve"> </w:t>
+      </w:r>
+      <w:r>
+        <w:rPr>
+          <w:iCs/>
+          <w:i/>
+        </w:rPr>
+        <w:t xml:space="preserve">(저가 침투)</w:t>
       </w:r>
     </w:p>
     <w:p>
@@ -8233,13 +8431,13 @@
           <w:bCs/>
           <w:b/>
         </w:rPr>
-        <w:t xml:space="preserve">Q. Market-penetration 전략 — 정의 + 그래프 + 언제·왜?</w:t>
-      </w:r>
-      <w:r>
-        <w:t xml:space="preserve"> </w:t>
-      </w:r>
-      <w:r>
-        <w:t xml:space="preserve">→ 정의: setting a</w:t>
+        <w:t xml:space="preserve">Q. Define market-penetration pricing. When and why is it used? (+graph)</w:t>
+      </w:r>
+      <w:r>
+        <w:t xml:space="preserve"> </w:t>
+      </w:r>
+      <w:r>
+        <w:t xml:space="preserve">→ Setting a</w:t>
       </w:r>
       <w:r>
         <w:t xml:space="preserve"> </w:t>
@@ -8255,17 +8453,33 @@
         <w:t xml:space="preserve"> </w:t>
       </w:r>
       <w:r>
-        <w:t xml:space="preserve">for a new product to attract a</w:t>
-      </w:r>
-      <w:r>
-        <w:t xml:space="preserve"> </w:t>
-      </w:r>
-      <w:r>
-        <w:rPr>
-          <w:bCs/>
-          <w:b/>
-        </w:rPr>
-        <w:t xml:space="preserve">large number of buyers and a large market share</w:t>
+        <w:t xml:space="preserve">for a new product in order to attract a</w:t>
+      </w:r>
+      <w:r>
+        <w:t xml:space="preserve"> </w:t>
+      </w:r>
+      <w:r>
+        <w:rPr>
+          <w:bCs/>
+          <w:b/>
+        </w:rPr>
+        <w:t xml:space="preserve">large number of buyers</w:t>
+      </w:r>
+      <w:r>
+        <w:t xml:space="preserve"> </w:t>
+      </w:r>
+      <w:r>
+        <w:t xml:space="preserve">and a</w:t>
+      </w:r>
+      <w:r>
+        <w:t xml:space="preserve"> </w:t>
+      </w:r>
+      <w:r>
+        <w:rPr>
+          <w:bCs/>
+          <w:b/>
+        </w:rPr>
+        <w:t xml:space="preserve">large market share</w:t>
       </w:r>
       <w:r>
         <w:t xml:space="preserve">.</w:t>
@@ -8274,7 +8488,52 @@
         <w:t xml:space="preserve"> </w:t>
       </w:r>
       <w:r>
-        <w:t xml:space="preserve">→ 그래프: 가로=시간, 세로=가격 → 낮게 시작. / 언제·왜: 가격 민감 시장, 규모의 경제로 원가↓, 경쟁자 진입 저지·빠른 점유율.</w:t>
+        <w:t xml:space="preserve">→ Graph: 가로=시간, 세로=가격 → 낮게 시작. / When &amp; why: when the market is</w:t>
+      </w:r>
+      <w:r>
+        <w:t xml:space="preserve"> </w:t>
+      </w:r>
+      <w:r>
+        <w:rPr>
+          <w:bCs/>
+          <w:b/>
+        </w:rPr>
+        <w:t xml:space="preserve">price-sensitive</w:t>
+      </w:r>
+      <w:r>
+        <w:t xml:space="preserve">, when</w:t>
+      </w:r>
+      <w:r>
+        <w:t xml:space="preserve"> </w:t>
+      </w:r>
+      <w:r>
+        <w:rPr>
+          <w:bCs/>
+          <w:b/>
+        </w:rPr>
+        <w:t xml:space="preserve">economies of scale</w:t>
+      </w:r>
+      <w:r>
+        <w:t xml:space="preserve"> </w:t>
+      </w:r>
+      <w:r>
+        <w:t xml:space="preserve">lower costs as volume grows, and to</w:t>
+      </w:r>
+      <w:r>
+        <w:t xml:space="preserve"> </w:t>
+      </w:r>
+      <w:r>
+        <w:rPr>
+          <w:bCs/>
+          <w:b/>
+        </w:rPr>
+        <w:t xml:space="preserve">keep competitors out</w:t>
+      </w:r>
+      <w:r>
+        <w:t xml:space="preserve"> </w:t>
+      </w:r>
+      <w:r>
+        <w:t xml:space="preserve">and gain share fast.</w:t>
       </w:r>
     </w:p>
     <w:p>
@@ -8286,13 +8545,32 @@
           <w:bCs/>
           <w:b/>
         </w:rPr>
-        <w:t xml:space="preserve">Q. 각 가격 정책의 특징을 보고 해당 가격 전략을 쓰시오. (단답)</w:t>
-      </w:r>
-      <w:r>
-        <w:t xml:space="preserve"> </w:t>
-      </w:r>
-      <w:r>
-        <w:t xml:space="preserve">→ 항상 저가 유지·세일 거의 없음=</w:t>
+        <w:t xml:space="preserve">Q. Identify the pricing strategy from its description.</w:t>
+      </w:r>
+      <w:r>
+        <w:t xml:space="preserve"> </w:t>
+      </w:r>
+      <w:r>
+        <w:t xml:space="preserve">→</w:t>
+      </w:r>
+      <w:r>
+        <w:t xml:space="preserve"> </w:t>
+      </w:r>
+      <w:r>
+        <w:rPr>
+          <w:iCs/>
+          <w:i/>
+        </w:rPr>
+        <w:t xml:space="preserve">Charging a constant everyday low price with few or no temporary discounts</w:t>
+      </w:r>
+      <w:r>
+        <w:t xml:space="preserve"> </w:t>
+      </w:r>
+      <w:r>
+        <w:t xml:space="preserve">=</w:t>
+      </w:r>
+      <w:r>
+        <w:t xml:space="preserve"> </w:t>
       </w:r>
       <w:r>
         <w:rPr>
@@ -8305,58 +8583,203 @@
         <w:t xml:space="preserve"> </w:t>
       </w:r>
       <w:r>
-        <w:t xml:space="preserve">/ 평소 고가+잦은 일시 할인=</w:t>
-      </w:r>
-      <w:r>
-        <w:rPr>
-          <w:bCs/>
-          <w:b/>
-        </w:rPr>
-        <w:t xml:space="preserve">High-low</w:t>
-      </w:r>
-      <w:r>
-        <w:t xml:space="preserve"> </w:t>
-      </w:r>
-      <w:r>
-        <w:t xml:space="preserve">/ 비용차 아닌 둘 이상 가격=</w:t>
-      </w:r>
-      <w:r>
-        <w:rPr>
-          <w:bCs/>
-          <w:b/>
-        </w:rPr>
-        <w:t xml:space="preserve">Segmented</w:t>
-      </w:r>
-      <w:r>
-        <w:t xml:space="preserve"> </w:t>
-      </w:r>
-      <w:r>
-        <w:t xml:space="preserve">/ 큰 아이디어 없이 단기 정가↓=</w:t>
-      </w:r>
-      <w:r>
-        <w:rPr>
-          <w:bCs/>
-          <w:b/>
-        </w:rPr>
-        <w:t xml:space="preserve">Promotional</w:t>
-      </w:r>
-      <w:r>
-        <w:t xml:space="preserve"> </w:t>
-      </w:r>
-      <w:r>
-        <w:t xml:space="preserve">/ 개별 고객·상황 실시간 조정=</w:t>
-      </w:r>
-      <w:r>
-        <w:rPr>
-          <w:bCs/>
-          <w:b/>
-        </w:rPr>
-        <w:t xml:space="preserve">Dynamic</w:t>
+        <w:t xml:space="preserve">→</w:t>
+      </w:r>
+      <w:r>
+        <w:t xml:space="preserve"> </w:t>
+      </w:r>
+      <w:r>
+        <w:rPr>
+          <w:iCs/>
+          <w:i/>
+        </w:rPr>
+        <w:t xml:space="preserve">Charging higher prices on an everyday basis with frequent temporary promotions</w:t>
+      </w:r>
+      <w:r>
+        <w:t xml:space="preserve"> </w:t>
+      </w:r>
+      <w:r>
+        <w:t xml:space="preserve">=</w:t>
+      </w:r>
+      <w:r>
+        <w:t xml:space="preserve"> </w:t>
+      </w:r>
+      <w:r>
+        <w:rPr>
+          <w:bCs/>
+          <w:b/>
+        </w:rPr>
+        <w:t xml:space="preserve">High-low pricing</w:t>
+      </w:r>
+      <w:r>
+        <w:t xml:space="preserve"> </w:t>
+      </w:r>
+      <w:r>
+        <w:t xml:space="preserve">→</w:t>
+      </w:r>
+      <w:r>
+        <w:t xml:space="preserve"> </w:t>
+      </w:r>
+      <w:r>
+        <w:rPr>
+          <w:iCs/>
+          <w:i/>
+        </w:rPr>
+        <w:t xml:space="preserve">Two or more prices not based on differences in costs</w:t>
+      </w:r>
+      <w:r>
+        <w:t xml:space="preserve"> </w:t>
+      </w:r>
+      <w:r>
+        <w:t xml:space="preserve">=</w:t>
+      </w:r>
+      <w:r>
+        <w:t xml:space="preserve"> </w:t>
+      </w:r>
+      <w:r>
+        <w:rPr>
+          <w:bCs/>
+          <w:b/>
+        </w:rPr>
+        <w:t xml:space="preserve">Segmented pricing</w:t>
+      </w:r>
+      <w:r>
+        <w:t xml:space="preserve"> </w:t>
+      </w:r>
+      <w:r>
+        <w:t xml:space="preserve">→</w:t>
+      </w:r>
+      <w:r>
+        <w:t xml:space="preserve"> </w:t>
+      </w:r>
+      <w:r>
+        <w:rPr>
+          <w:iCs/>
+          <w:i/>
+        </w:rPr>
+        <w:t xml:space="preserve">Temporarily pricing below list price (sometimes below cost) to increase short-run sales</w:t>
+      </w:r>
+      <w:r>
+        <w:t xml:space="preserve"> </w:t>
+      </w:r>
+      <w:r>
+        <w:t xml:space="preserve">=</w:t>
+      </w:r>
+      <w:r>
+        <w:t xml:space="preserve"> </w:t>
+      </w:r>
+      <w:r>
+        <w:rPr>
+          <w:bCs/>
+          <w:b/>
+        </w:rPr>
+        <w:t xml:space="preserve">Promotional pricing</w:t>
+      </w:r>
+      <w:r>
+        <w:t xml:space="preserve"> </w:t>
+      </w:r>
+      <w:r>
+        <w:t xml:space="preserve">→</w:t>
+      </w:r>
+      <w:r>
+        <w:t xml:space="preserve"> </w:t>
+      </w:r>
+      <w:r>
+        <w:rPr>
+          <w:iCs/>
+          <w:i/>
+        </w:rPr>
+        <w:t xml:space="preserve">Adjusting prices continually for individual customers and situations</w:t>
+      </w:r>
+      <w:r>
+        <w:t xml:space="preserve"> </w:t>
+      </w:r>
+      <w:r>
+        <w:t xml:space="preserve">=</w:t>
+      </w:r>
+      <w:r>
+        <w:t xml:space="preserve"> </w:t>
+      </w:r>
+      <w:r>
+        <w:rPr>
+          <w:bCs/>
+          <w:b/>
+        </w:rPr>
+        <w:t xml:space="preserve">Dynamic pricing</w:t>
+      </w:r>
+    </w:p>
+    <w:p>
+      <w:pPr>
+        <w:pStyle w:val="BodyText"/>
+      </w:pPr>
+      <w:r>
+        <w:rPr>
+          <w:bCs/>
+          <w:b/>
+        </w:rPr>
+        <w:t xml:space="preserve">Q. (Fill in the blank) ____ are prices that buyers carry in their minds and refer to when they look at a given product.</w:t>
+      </w:r>
+      <w:r>
+        <w:t xml:space="preserve"> </w:t>
+      </w:r>
+      <w:r>
+        <w:t xml:space="preserve">→</w:t>
+      </w:r>
+      <w:r>
+        <w:t xml:space="preserve"> </w:t>
+      </w:r>
+      <w:r>
+        <w:rPr>
+          <w:bCs/>
+          <w:b/>
+        </w:rPr>
+        <w:t xml:space="preserve">Reference prices</w:t>
       </w:r>
       <w:r>
         <w:t xml:space="preserve">.</w:t>
       </w:r>
     </w:p>
+    <w:bookmarkEnd w:id="84"/>
+    <w:bookmarkStart w:id="85" w:name="Xe05313268935696feb55962878bd8cba1fa5162"/>
+    <w:p>
+      <w:pPr>
+        <w:pStyle w:val="Heading3"/>
+      </w:pPr>
+      <w:r>
+        <w:t xml:space="preserve">🔵 Channels &amp; Retailing (Ch.12~13)</w:t>
+      </w:r>
+    </w:p>
+    <w:p>
+      <w:pPr>
+        <w:pStyle w:val="FirstParagraph"/>
+      </w:pPr>
+      <w:r>
+        <w:rPr>
+          <w:bCs/>
+          <w:b/>
+        </w:rPr>
+        <w:t xml:space="preserve">Q. List the five major types of retailers (by product line).</w:t>
+      </w:r>
+      <w:r>
+        <w:t xml:space="preserve"> </w:t>
+      </w:r>
+      <w:r>
+        <w:t xml:space="preserve">→</w:t>
+      </w:r>
+      <w:r>
+        <w:t xml:space="preserve"> </w:t>
+      </w:r>
+      <w:r>
+        <w:rPr>
+          <w:bCs/>
+          <w:b/>
+        </w:rPr>
+        <w:t xml:space="preserve">Specialty store / Department store / Convenience store / Superstore / Category killer</w:t>
+      </w:r>
+      <w:r>
+        <w:t xml:space="preserve">.</w:t>
+      </w:r>
+    </w:p>
     <w:p>
       <w:pPr>
         <w:pStyle w:val="BodyText"/>
@@ -8366,7 +8789,144 @@
           <w:bCs/>
           <w:b/>
         </w:rPr>
-        <w:t xml:space="preserve">Q. (빈칸) 구매자가 마음속에 지니고 제품을 볼 때 참조하는 가격 = ____</w:t>
+        <w:t xml:space="preserve">Q. Write three changing retail trends and explain why these changes are happening. (25-2)</w:t>
+      </w:r>
+      <w:r>
+        <w:t xml:space="preserve"> </w:t>
+      </w:r>
+      <w:r>
+        <w:t xml:space="preserve">→ ①</w:t>
+      </w:r>
+      <w:r>
+        <w:t xml:space="preserve"> </w:t>
+      </w:r>
+      <w:r>
+        <w:rPr>
+          <w:bCs/>
+          <w:b/>
+        </w:rPr>
+        <w:t xml:space="preserve">Tighter consumer spending</w:t>
+      </w:r>
+      <w:r>
+        <w:t xml:space="preserve"> </w:t>
+      </w:r>
+      <w:r>
+        <w:t xml:space="preserve">— changed consumer spending patterns; some retailers benefit, others struggle.</w:t>
+      </w:r>
+      <w:r>
+        <w:t xml:space="preserve"> </w:t>
+      </w:r>
+      <w:r>
+        <w:rPr>
+          <w:iCs/>
+          <w:i/>
+        </w:rPr>
+        <w:t xml:space="preserve">(소비 위축)</w:t>
+      </w:r>
+      <w:r>
+        <w:t xml:space="preserve"> </w:t>
+      </w:r>
+      <w:r>
+        <w:t xml:space="preserve">→ ②</w:t>
+      </w:r>
+      <w:r>
+        <w:t xml:space="preserve"> </w:t>
+      </w:r>
+      <w:r>
+        <w:rPr>
+          <w:bCs/>
+          <w:b/>
+        </w:rPr>
+        <w:t xml:space="preserve">Rise of megaretailers</w:t>
+      </w:r>
+      <w:r>
+        <w:t xml:space="preserve"> </w:t>
+      </w:r>
+      <w:r>
+        <w:t xml:space="preserve">— superior information systems, buying power, large selection.</w:t>
+      </w:r>
+      <w:r>
+        <w:t xml:space="preserve"> </w:t>
+      </w:r>
+      <w:r>
+        <w:rPr>
+          <w:iCs/>
+          <w:i/>
+        </w:rPr>
+        <w:t xml:space="preserve">(대형소매 부상)</w:t>
+      </w:r>
+      <w:r>
+        <w:t xml:space="preserve"> </w:t>
+      </w:r>
+      <w:r>
+        <w:t xml:space="preserve">→ ③</w:t>
+      </w:r>
+      <w:r>
+        <w:t xml:space="preserve"> </w:t>
+      </w:r>
+      <w:r>
+        <w:rPr>
+          <w:bCs/>
+          <w:b/>
+        </w:rPr>
+        <w:t xml:space="preserve">Retail convergence</w:t>
+      </w:r>
+      <w:r>
+        <w:t xml:space="preserve"> </w:t>
+      </w:r>
+      <w:r>
+        <w:t xml:space="preserve">— merging of consumers, producers, prices, and retailers → greater competition, harder differentiation.</w:t>
+      </w:r>
+      <w:r>
+        <w:t xml:space="preserve"> </w:t>
+      </w:r>
+      <w:r>
+        <w:rPr>
+          <w:iCs/>
+          <w:i/>
+        </w:rPr>
+        <w:t xml:space="preserve">(소매 융합)</w:t>
+      </w:r>
+      <w:r>
+        <w:t xml:space="preserve"> </w:t>
+      </w:r>
+      <w:r>
+        <w:t xml:space="preserve">→ Why: changes in</w:t>
+      </w:r>
+      <w:r>
+        <w:t xml:space="preserve"> </w:t>
+      </w:r>
+      <w:r>
+        <w:rPr>
+          <w:bCs/>
+          <w:b/>
+        </w:rPr>
+        <w:t xml:space="preserve">consumers, technology, and competition</w:t>
+      </w:r>
+      <w:r>
+        <w:t xml:space="preserve">.</w:t>
+      </w:r>
+    </w:p>
+    <w:bookmarkEnd w:id="85"/>
+    <w:bookmarkStart w:id="86" w:name="X3d66d42906e1c840debec366218815182b523ab"/>
+    <w:p>
+      <w:pPr>
+        <w:pStyle w:val="Heading3"/>
+      </w:pPr>
+      <w:r>
+        <w:t xml:space="preserve">🟢 Promotion &amp; Communications (Ch.14~16)</w:t>
+      </w:r>
+    </w:p>
+    <w:p>
+      <w:pPr>
+        <w:pStyle w:val="FirstParagraph"/>
+      </w:pPr>
+      <w:r>
+        <w:rPr>
+          <w:bCs/>
+          <w:b/>
+        </w:rPr>
+        <w:t xml:space="preserve">Q. List the five promotion mix tools. / Write the components of the promotion mix and describe the concept of IMC.</w:t>
       </w:r>
       <w:r>
         <w:t xml:space="preserve"> </w:t>
@@ -8382,32 +8942,310 @@
           <w:bCs/>
           <w:b/>
         </w:rPr>
-        <w:t xml:space="preserve">Reference price</w:t>
+        <w:t xml:space="preserve">Advertising / Sales promotion / Personal selling / Public relations / Direct &amp; digital marketing</w:t>
       </w:r>
       <w:r>
         <w:t xml:space="preserve">.</w:t>
       </w:r>
-    </w:p>
-    <w:bookmarkEnd w:id="84"/>
-    <w:bookmarkStart w:id="85" w:name="X0d28282ec59212b9510024a8c5c71cfd8c43152"/>
+      <w:r>
+        <w:t xml:space="preserve"> </w:t>
+      </w:r>
+      <w:r>
+        <w:t xml:space="preserve">→</w:t>
+      </w:r>
+      <w:r>
+        <w:t xml:space="preserve"> </w:t>
+      </w:r>
+      <w:r>
+        <w:rPr>
+          <w:bCs/>
+          <w:b/>
+        </w:rPr>
+        <w:t xml:space="preserve">IMC</w:t>
+      </w:r>
+      <w:r>
+        <w:t xml:space="preserve">: carefully integrating and coordinating the company's many communications channels to deliver a clear, consistent, and compelling message.</w:t>
+      </w:r>
+    </w:p>
+    <w:p>
+      <w:pPr>
+        <w:pStyle w:val="BodyText"/>
+      </w:pPr>
+      <w:r>
+        <w:rPr>
+          <w:bCs/>
+          <w:b/>
+        </w:rPr>
+        <w:t xml:space="preserve">Q. Define IMC (integrated marketing communications). (25-2)</w:t>
+      </w:r>
+      <w:r>
+        <w:t xml:space="preserve"> </w:t>
+      </w:r>
+      <w:r>
+        <w:t xml:space="preserve">→ Carefully</w:t>
+      </w:r>
+      <w:r>
+        <w:t xml:space="preserve"> </w:t>
+      </w:r>
+      <w:r>
+        <w:rPr>
+          <w:bCs/>
+          <w:b/>
+        </w:rPr>
+        <w:t xml:space="preserve">integrating and coordinating</w:t>
+      </w:r>
+      <w:r>
+        <w:t xml:space="preserve"> </w:t>
+      </w:r>
+      <w:r>
+        <w:t xml:space="preserve">the company's many communications channels to deliver a</w:t>
+      </w:r>
+      <w:r>
+        <w:t xml:space="preserve"> </w:t>
+      </w:r>
+      <w:r>
+        <w:rPr>
+          <w:bCs/>
+          <w:b/>
+        </w:rPr>
+        <w:t xml:space="preserve">clear, consistent, and compelling message</w:t>
+      </w:r>
+      <w:r>
+        <w:t xml:space="preserve"> </w:t>
+      </w:r>
+      <w:r>
+        <w:t xml:space="preserve">about the organization and its products.</w:t>
+      </w:r>
+    </w:p>
+    <w:p>
+      <w:pPr>
+        <w:pStyle w:val="BodyText"/>
+      </w:pPr>
+      <w:r>
+        <w:rPr>
+          <w:bCs/>
+          <w:b/>
+        </w:rPr>
+        <w:t xml:space="preserve">Q. List the six buyer-readiness stages. (각 2점)</w:t>
+      </w:r>
+      <w:r>
+        <w:t xml:space="preserve"> </w:t>
+      </w:r>
+      <w:r>
+        <w:t xml:space="preserve">→</w:t>
+      </w:r>
+      <w:r>
+        <w:t xml:space="preserve"> </w:t>
+      </w:r>
+      <w:r>
+        <w:rPr>
+          <w:bCs/>
+          <w:b/>
+        </w:rPr>
+        <w:t xml:space="preserve">Awareness → Knowledge → Liking → Preference → Conviction → Purchase</w:t>
+      </w:r>
+      <w:r>
+        <w:t xml:space="preserve"> </w:t>
+      </w:r>
+      <w:r>
+        <w:rPr>
+          <w:iCs/>
+          <w:i/>
+        </w:rPr>
+        <w:t xml:space="preserve">(인지→지식→호감→선호→확신→구매)</w:t>
+      </w:r>
+      <w:r>
+        <w:t xml:space="preserve">.</w:t>
+      </w:r>
+    </w:p>
+    <w:p>
+      <w:pPr>
+        <w:pStyle w:val="BodyText"/>
+      </w:pPr>
+      <w:r>
+        <w:rPr>
+          <w:bCs/>
+          <w:b/>
+        </w:rPr>
+        <w:t xml:space="preserve">Q. Define reach, frequency, impact, and engagement.</w:t>
+      </w:r>
+      <w:r>
+        <w:t xml:space="preserve"> </w:t>
+      </w:r>
+      <w:r>
+        <w:t xml:space="preserve">→</w:t>
+      </w:r>
+      <w:r>
+        <w:t xml:space="preserve"> </w:t>
+      </w:r>
+      <w:r>
+        <w:rPr>
+          <w:bCs/>
+          <w:b/>
+        </w:rPr>
+        <w:t xml:space="preserve">Reach</w:t>
+      </w:r>
+      <w:r>
+        <w:t xml:space="preserve">: the</w:t>
+      </w:r>
+      <w:r>
+        <w:t xml:space="preserve"> </w:t>
+      </w:r>
+      <w:r>
+        <w:rPr>
+          <w:bCs/>
+          <w:b/>
+        </w:rPr>
+        <w:t xml:space="preserve">percentage of people</w:t>
+      </w:r>
+      <w:r>
+        <w:t xml:space="preserve"> </w:t>
+      </w:r>
+      <w:r>
+        <w:t xml:space="preserve">in the target market exposed to the ad campaign during a given period.</w:t>
+      </w:r>
+      <w:r>
+        <w:t xml:space="preserve"> </w:t>
+      </w:r>
+      <w:r>
+        <w:t xml:space="preserve">→</w:t>
+      </w:r>
+      <w:r>
+        <w:t xml:space="preserve"> </w:t>
+      </w:r>
+      <w:r>
+        <w:rPr>
+          <w:bCs/>
+          <w:b/>
+        </w:rPr>
+        <w:t xml:space="preserve">Frequency</w:t>
+      </w:r>
+      <w:r>
+        <w:t xml:space="preserve">: how</w:t>
+      </w:r>
+      <w:r>
+        <w:t xml:space="preserve"> </w:t>
+      </w:r>
+      <w:r>
+        <w:rPr>
+          <w:bCs/>
+          <w:b/>
+        </w:rPr>
+        <w:t xml:space="preserve">many times</w:t>
+      </w:r>
+      <w:r>
+        <w:t xml:space="preserve"> </w:t>
+      </w:r>
+      <w:r>
+        <w:t xml:space="preserve">the average person in the target market is exposed to the message.</w:t>
+      </w:r>
+      <w:r>
+        <w:t xml:space="preserve"> </w:t>
+      </w:r>
+      <w:r>
+        <w:t xml:space="preserve">→</w:t>
+      </w:r>
+      <w:r>
+        <w:t xml:space="preserve"> </w:t>
+      </w:r>
+      <w:r>
+        <w:rPr>
+          <w:bCs/>
+          <w:b/>
+        </w:rPr>
+        <w:t xml:space="preserve">Impact</w:t>
+      </w:r>
+      <w:r>
+        <w:t xml:space="preserve">: the</w:t>
+      </w:r>
+      <w:r>
+        <w:t xml:space="preserve"> </w:t>
+      </w:r>
+      <w:r>
+        <w:rPr>
+          <w:bCs/>
+          <w:b/>
+        </w:rPr>
+        <w:t xml:space="preserve">qualitative value</w:t>
+      </w:r>
+      <w:r>
+        <w:t xml:space="preserve"> </w:t>
+      </w:r>
+      <w:r>
+        <w:t xml:space="preserve">of a message exposure through a given medium.</w:t>
+      </w:r>
+      <w:r>
+        <w:t xml:space="preserve"> </w:t>
+      </w:r>
+      <w:r>
+        <w:t xml:space="preserve">→</w:t>
+      </w:r>
+      <w:r>
+        <w:t xml:space="preserve"> </w:t>
+      </w:r>
+      <w:r>
+        <w:rPr>
+          <w:bCs/>
+          <w:b/>
+        </w:rPr>
+        <w:t xml:space="preserve">Engagement</w:t>
+      </w:r>
+      <w:r>
+        <w:t xml:space="preserve">: a measure of ratings, readership, listenership, and</w:t>
+      </w:r>
+      <w:r>
+        <w:t xml:space="preserve"> </w:t>
+      </w:r>
+      <w:r>
+        <w:rPr>
+          <w:bCs/>
+          <w:b/>
+        </w:rPr>
+        <w:t xml:space="preserve">click-through rates</w:t>
+      </w:r>
+      <w:r>
+        <w:t xml:space="preserve">.</w:t>
+      </w:r>
+    </w:p>
+    <w:bookmarkEnd w:id="86"/>
+    <w:bookmarkStart w:id="87" w:name="X3e3bd2136f06165b2a12c91403588239e9f5f02"/>
     <w:p>
       <w:pPr>
         <w:pStyle w:val="Heading3"/>
       </w:pPr>
       <w:r>
-        <w:t xml:space="preserve">🔵 유통·소매 (Ch.12~13)</w:t>
-      </w:r>
-    </w:p>
-    <w:p>
-      <w:pPr>
-        <w:pStyle w:val="FirstParagraph"/>
-      </w:pPr>
-      <w:r>
-        <w:rPr>
-          <w:bCs/>
-          <w:b/>
-        </w:rPr>
-        <w:t xml:space="preserve">Q. 소매상(retailer) 주요 유형 5개? (product-line 기준)</w:t>
+        <w:t xml:space="preserve">🟢 PLC × Advertising Objectives (Ch.15 광고 목표 = 범위 내, 기출 단골)</w:t>
+      </w:r>
+    </w:p>
+    <w:p>
+      <w:pPr>
+        <w:pStyle w:val="BlockText"/>
+      </w:pPr>
+      <w:r>
+        <w:t xml:space="preserve">"PLC 단계별 광고/마케팅 목표"는</w:t>
+      </w:r>
+      <w:r>
+        <w:t xml:space="preserve"> </w:t>
+      </w:r>
+      <w:r>
+        <w:rPr>
+          <w:bCs/>
+          <w:b/>
+        </w:rPr>
+        <w:t xml:space="preserve">Ch.15 advertising objectives</w:t>
+      </w:r>
+      <w:r>
+        <w:t xml:space="preserve">로 답하는 문제 (PLC 챕터 자체가 아니라 광고 목표가 PLC 단계에 매핑됨).</w:t>
+      </w:r>
+      <w:r>
+        <w:t xml:space="preserve"> </w:t>
+      </w:r>
+      <w:r>
+        <w:rPr>
+          <w:bCs/>
+          <w:b/>
+        </w:rPr>
+        <w:t xml:space="preserve">Q. For each PLC stage, write the appropriate advertising objective and marketing objective, and explain why.</w:t>
       </w:r>
       <w:r>
         <w:t xml:space="preserve"> </w:t>
@@ -8423,108 +9261,40 @@
           <w:bCs/>
           <w:b/>
         </w:rPr>
-        <w:t xml:space="preserve">Specialty store / Department store / Convenience store / Superstore / Category killer</w:t>
+        <w:t xml:space="preserve">Introduction</w:t>
+      </w:r>
+      <w:r>
+        <w:t xml:space="preserve">: marketing = build</w:t>
+      </w:r>
+      <w:r>
+        <w:t xml:space="preserve"> </w:t>
+      </w:r>
+      <w:r>
+        <w:rPr>
+          <w:bCs/>
+          <w:b/>
+        </w:rPr>
+        <w:t xml:space="preserve">awareness and trial</w:t>
+      </w:r>
+      <w:r>
+        <w:t xml:space="preserve"> </w:t>
+      </w:r>
+      <w:r>
+        <w:t xml:space="preserve">(primary demand) / advertising =</w:t>
+      </w:r>
+      <w:r>
+        <w:t xml:space="preserve"> </w:t>
+      </w:r>
+      <w:r>
+        <w:rPr>
+          <w:bCs/>
+          <w:b/>
+        </w:rPr>
+        <w:t xml:space="preserve">Informative</w:t>
       </w:r>
       <w:r>
         <w:t xml:space="preserve">.</w:t>
       </w:r>
-    </w:p>
-    <w:p>
-      <w:pPr>
-        <w:pStyle w:val="BodyText"/>
-      </w:pPr>
-      <w:r>
-        <w:rPr>
-          <w:bCs/>
-          <w:b/>
-        </w:rPr>
-        <w:t xml:space="preserve">Q. 변화하는 retail 트렌드 3가지를 적고, 그 변화의 이유는? (25-2)</w:t>
-      </w:r>
-      <w:r>
-        <w:t xml:space="preserve"> </w:t>
-      </w:r>
-      <w:r>
-        <w:t xml:space="preserve">→ ①</w:t>
-      </w:r>
-      <w:r>
-        <w:t xml:space="preserve"> </w:t>
-      </w:r>
-      <w:r>
-        <w:rPr>
-          <w:bCs/>
-          <w:b/>
-        </w:rPr>
-        <w:t xml:space="preserve">Tighter consumer spending</w:t>
-      </w:r>
-      <w:r>
-        <w:t xml:space="preserve">(소비 위축) — 경기·소득 변화로 소비 패턴 변화.</w:t>
-      </w:r>
-      <w:r>
-        <w:t xml:space="preserve"> </w:t>
-      </w:r>
-      <w:r>
-        <w:t xml:space="preserve">→ ②</w:t>
-      </w:r>
-      <w:r>
-        <w:t xml:space="preserve"> </w:t>
-      </w:r>
-      <w:r>
-        <w:rPr>
-          <w:bCs/>
-          <w:b/>
-        </w:rPr>
-        <w:t xml:space="preserve">Rise of megaretailers</w:t>
-      </w:r>
-      <w:r>
-        <w:t xml:space="preserve">(대형소매 부상) — 우수 정보시스템·구매력·다양한 선택으로 규모 경쟁.</w:t>
-      </w:r>
-      <w:r>
-        <w:t xml:space="preserve"> </w:t>
-      </w:r>
-      <w:r>
-        <w:t xml:space="preserve">→ ③</w:t>
-      </w:r>
-      <w:r>
-        <w:t xml:space="preserve"> </w:t>
-      </w:r>
-      <w:r>
-        <w:rPr>
-          <w:bCs/>
-          <w:b/>
-        </w:rPr>
-        <w:t xml:space="preserve">Retail convergence</w:t>
-      </w:r>
-      <w:r>
-        <w:t xml:space="preserve">(소매 융합) — 소비자·생산자·가격·소매가 융합 → 경쟁 심화, 차별화 어려움.</w:t>
-      </w:r>
-      <w:r>
-        <w:t xml:space="preserve"> </w:t>
-      </w:r>
-      <w:r>
-        <w:t xml:space="preserve">→ (이유 공통: 소비자·기술·경쟁 환경 변화)</w:t>
-      </w:r>
-    </w:p>
-    <w:bookmarkEnd w:id="85"/>
-    <w:bookmarkStart w:id="86" w:name="Xecf07f464bbf07393fb1f88772d10d7d07fa876"/>
-    <w:p>
-      <w:pPr>
-        <w:pStyle w:val="Heading3"/>
-      </w:pPr>
-      <w:r>
-        <w:t xml:space="preserve">🟢 촉진·커뮤니케이션 (Ch.14~16)</w:t>
-      </w:r>
-    </w:p>
-    <w:p>
-      <w:pPr>
-        <w:pStyle w:val="FirstParagraph"/>
-      </w:pPr>
-      <w:r>
-        <w:rPr>
-          <w:bCs/>
-          <w:b/>
-        </w:rPr>
-        <w:t xml:space="preserve">Q. Promotion mix tool 5개? / 구성요소를 쓰고 IMC 개념 서술 (약술)</w:t>
-      </w:r>
       <w:r>
         <w:t xml:space="preserve"> </w:t>
       </w:r>
@@ -8539,7 +9309,97 @@
           <w:bCs/>
           <w:b/>
         </w:rPr>
-        <w:t xml:space="preserve">Advertising / Sales promotion / Personal selling / Public relations / Direct &amp; digital marketing</w:t>
+        <w:t xml:space="preserve">Growth</w:t>
+      </w:r>
+      <w:r>
+        <w:t xml:space="preserve">: marketing =</w:t>
+      </w:r>
+      <w:r>
+        <w:t xml:space="preserve"> </w:t>
+      </w:r>
+      <w:r>
+        <w:rPr>
+          <w:bCs/>
+          <w:b/>
+        </w:rPr>
+        <w:t xml:space="preserve">maximize market share</w:t>
+      </w:r>
+      <w:r>
+        <w:t xml:space="preserve"> </w:t>
+      </w:r>
+      <w:r>
+        <w:t xml:space="preserve">(selective demand) / advertising =</w:t>
+      </w:r>
+      <w:r>
+        <w:t xml:space="preserve"> </w:t>
+      </w:r>
+      <w:r>
+        <w:rPr>
+          <w:bCs/>
+          <w:b/>
+        </w:rPr>
+        <w:t xml:space="preserve">Persuasive</w:t>
+      </w:r>
+      <w:r>
+        <w:t xml:space="preserve"> </w:t>
+      </w:r>
+      <w:r>
+        <w:t xml:space="preserve">(+</w:t>
+      </w:r>
+      <w:r>
+        <w:rPr>
+          <w:bCs/>
+          <w:b/>
+        </w:rPr>
+        <w:t xml:space="preserve">Comparative</w:t>
+      </w:r>
+      <w:r>
+        <w:t xml:space="preserve"> </w:t>
+      </w:r>
+      <w:r>
+        <w:t xml:space="preserve">when competition intensifies).</w:t>
+      </w:r>
+      <w:r>
+        <w:t xml:space="preserve"> </w:t>
+      </w:r>
+      <w:r>
+        <w:t xml:space="preserve">→</w:t>
+      </w:r>
+      <w:r>
+        <w:t xml:space="preserve"> </w:t>
+      </w:r>
+      <w:r>
+        <w:rPr>
+          <w:bCs/>
+          <w:b/>
+        </w:rPr>
+        <w:t xml:space="preserve">Maturity</w:t>
+      </w:r>
+      <w:r>
+        <w:t xml:space="preserve">: marketing =</w:t>
+      </w:r>
+      <w:r>
+        <w:t xml:space="preserve"> </w:t>
+      </w:r>
+      <w:r>
+        <w:rPr>
+          <w:bCs/>
+          <w:b/>
+        </w:rPr>
+        <w:t xml:space="preserve">maximize profit, defend share</w:t>
+      </w:r>
+      <w:r>
+        <w:t xml:space="preserve">, maintain relationships / advertising =</w:t>
+      </w:r>
+      <w:r>
+        <w:t xml:space="preserve"> </w:t>
+      </w:r>
+      <w:r>
+        <w:rPr>
+          <w:bCs/>
+          <w:b/>
+        </w:rPr>
+        <w:t xml:space="preserve">Reminder</w:t>
       </w:r>
       <w:r>
         <w:t xml:space="preserve">.</w:t>
@@ -8558,426 +9418,26 @@
           <w:bCs/>
           <w:b/>
         </w:rPr>
-        <w:t xml:space="preserve">IMC</w:t>
-      </w:r>
-      <w:r>
-        <w:t xml:space="preserve"> </w:t>
-      </w:r>
-      <w:r>
-        <w:t xml:space="preserve">= 기업의 여러 커뮤니케이션 채널을</w:t>
-      </w:r>
-      <w:r>
-        <w:t xml:space="preserve"> </w:t>
-      </w:r>
-      <w:r>
-        <w:rPr>
-          <w:bCs/>
-          <w:b/>
-        </w:rPr>
-        <w:t xml:space="preserve">통합·조정</w:t>
-      </w:r>
-      <w:r>
-        <w:t xml:space="preserve">해</w:t>
-      </w:r>
-      <w:r>
-        <w:t xml:space="preserve"> </w:t>
-      </w:r>
-      <w:r>
-        <w:rPr>
-          <w:bCs/>
-          <w:b/>
-        </w:rPr>
-        <w:t xml:space="preserve">명확·일관·설득력 있는 메시지</w:t>
-      </w:r>
-      <w:r>
-        <w:t xml:space="preserve">를 전달하는 것.</w:t>
-      </w:r>
-    </w:p>
-    <w:p>
-      <w:pPr>
-        <w:pStyle w:val="BodyText"/>
-      </w:pPr>
-      <w:r>
-        <w:rPr>
-          <w:bCs/>
-          <w:b/>
-        </w:rPr>
-        <w:t xml:space="preserve">Q. IMC 정의 (25-2)</w:t>
-      </w:r>
-      <w:r>
-        <w:t xml:space="preserve"> </w:t>
-      </w:r>
-      <w:r>
-        <w:t xml:space="preserve">→ Integrated Marketing Communications: carefully</w:t>
-      </w:r>
-      <w:r>
-        <w:t xml:space="preserve"> </w:t>
-      </w:r>
-      <w:r>
-        <w:rPr>
-          <w:bCs/>
-          <w:b/>
-        </w:rPr>
-        <w:t xml:space="preserve">integrating and coordinating</w:t>
-      </w:r>
-      <w:r>
-        <w:t xml:space="preserve"> </w:t>
-      </w:r>
-      <w:r>
-        <w:t xml:space="preserve">the company's many communications channels to deliver a</w:t>
-      </w:r>
-      <w:r>
-        <w:t xml:space="preserve"> </w:t>
-      </w:r>
-      <w:r>
-        <w:rPr>
-          <w:bCs/>
-          <w:b/>
-        </w:rPr>
-        <w:t xml:space="preserve">clear, consistent, and compelling message</w:t>
-      </w:r>
-      <w:r>
-        <w:t xml:space="preserve"> </w:t>
-      </w:r>
-      <w:r>
-        <w:t xml:space="preserve">about the organization and its products.</w:t>
-      </w:r>
-    </w:p>
-    <w:p>
-      <w:pPr>
-        <w:pStyle w:val="BodyText"/>
-      </w:pPr>
-      <w:r>
-        <w:rPr>
-          <w:bCs/>
-          <w:b/>
-        </w:rPr>
-        <w:t xml:space="preserve">Q. Buyer-readiness stages 6단계? (각 2점)</w:t>
-      </w:r>
-      <w:r>
-        <w:t xml:space="preserve"> </w:t>
-      </w:r>
-      <w:r>
-        <w:t xml:space="preserve">→</w:t>
-      </w:r>
-      <w:r>
-        <w:t xml:space="preserve"> </w:t>
-      </w:r>
-      <w:r>
-        <w:rPr>
-          <w:bCs/>
-          <w:b/>
-        </w:rPr>
-        <w:t xml:space="preserve">Awareness → Knowledge → Liking → Preference → Conviction → Purchase</w:t>
-      </w:r>
-      <w:r>
-        <w:t xml:space="preserve"> </w:t>
-      </w:r>
-      <w:r>
-        <w:t xml:space="preserve">(인지→지식→호감→선호→확신→구매).</w:t>
-      </w:r>
-    </w:p>
-    <w:p>
-      <w:pPr>
-        <w:pStyle w:val="BodyText"/>
-      </w:pPr>
-      <w:r>
-        <w:rPr>
-          <w:bCs/>
-          <w:b/>
-        </w:rPr>
-        <w:t xml:space="preserve">Q. Reach / Frequency / Impact / Engagement 정의?</w:t>
-      </w:r>
-      <w:r>
-        <w:t xml:space="preserve"> </w:t>
-      </w:r>
-      <w:r>
-        <w:t xml:space="preserve">→</w:t>
-      </w:r>
-      <w:r>
-        <w:t xml:space="preserve"> </w:t>
-      </w:r>
-      <w:r>
-        <w:rPr>
-          <w:bCs/>
-          <w:b/>
-        </w:rPr>
-        <w:t xml:space="preserve">Reach</w:t>
-      </w:r>
-      <w:r>
-        <w:t xml:space="preserve">: 일정 기간 표적시장 중 광고에 노출된 사람의</w:t>
-      </w:r>
-      <w:r>
-        <w:t xml:space="preserve"> </w:t>
-      </w:r>
-      <w:r>
-        <w:rPr>
-          <w:bCs/>
-          <w:b/>
-        </w:rPr>
-        <w:t xml:space="preserve">비율(%)</w:t>
-      </w:r>
-      <w:r>
-        <w:t xml:space="preserve">.</w:t>
-      </w:r>
-      <w:r>
-        <w:t xml:space="preserve"> </w:t>
-      </w:r>
-      <w:r>
-        <w:t xml:space="preserve">→</w:t>
-      </w:r>
-      <w:r>
-        <w:t xml:space="preserve"> </w:t>
-      </w:r>
-      <w:r>
-        <w:rPr>
-          <w:bCs/>
-          <w:b/>
-        </w:rPr>
-        <w:t xml:space="preserve">Frequency</w:t>
-      </w:r>
-      <w:r>
-        <w:t xml:space="preserve">: 평균적인 사람이 메시지에 노출되는</w:t>
-      </w:r>
-      <w:r>
-        <w:t xml:space="preserve"> </w:t>
-      </w:r>
-      <w:r>
-        <w:rPr>
-          <w:bCs/>
-          <w:b/>
-        </w:rPr>
-        <w:t xml:space="preserve">횟수</w:t>
-      </w:r>
-      <w:r>
-        <w:t xml:space="preserve">.</w:t>
-      </w:r>
-      <w:r>
-        <w:t xml:space="preserve"> </w:t>
-      </w:r>
-      <w:r>
-        <w:t xml:space="preserve">→</w:t>
-      </w:r>
-      <w:r>
-        <w:t xml:space="preserve"> </w:t>
-      </w:r>
-      <w:r>
-        <w:rPr>
-          <w:bCs/>
-          <w:b/>
-        </w:rPr>
-        <w:t xml:space="preserve">Impact</w:t>
-      </w:r>
-      <w:r>
-        <w:t xml:space="preserve">: 특정 매체를 통한 노출의</w:t>
-      </w:r>
-      <w:r>
-        <w:t xml:space="preserve"> </w:t>
-      </w:r>
-      <w:r>
-        <w:rPr>
-          <w:bCs/>
-          <w:b/>
-        </w:rPr>
-        <w:t xml:space="preserve">질적 가치</w:t>
-      </w:r>
-      <w:r>
-        <w:t xml:space="preserve">.</w:t>
-      </w:r>
-      <w:r>
-        <w:t xml:space="preserve"> </w:t>
-      </w:r>
-      <w:r>
-        <w:t xml:space="preserve">→</w:t>
-      </w:r>
-      <w:r>
-        <w:t xml:space="preserve"> </w:t>
-      </w:r>
-      <w:r>
-        <w:rPr>
-          <w:bCs/>
-          <w:b/>
-        </w:rPr>
-        <w:t xml:space="preserve">Engagement</w:t>
-      </w:r>
-      <w:r>
-        <w:t xml:space="preserve">: 시청률·열독률·click-through 등</w:t>
-      </w:r>
-      <w:r>
-        <w:t xml:space="preserve"> </w:t>
-      </w:r>
-      <w:r>
-        <w:rPr>
-          <w:bCs/>
-          <w:b/>
-        </w:rPr>
-        <w:t xml:space="preserve">참여 측정치</w:t>
-      </w:r>
-      <w:r>
-        <w:t xml:space="preserve">.</w:t>
-      </w:r>
-    </w:p>
-    <w:bookmarkEnd w:id="86"/>
-    <w:bookmarkStart w:id="87" w:name="X15f21b2d055e3827e088ad48a4656a16320f123"/>
-    <w:p>
-      <w:pPr>
-        <w:pStyle w:val="Heading3"/>
-      </w:pPr>
-      <w:r>
-        <w:t xml:space="preserve">🟢 PLC 단계별 광고 목표 (Ch.15 광고 목표 = 범위 내, 기출 단골)</w:t>
-      </w:r>
-    </w:p>
-    <w:p>
-      <w:pPr>
-        <w:pStyle w:val="BlockText"/>
-      </w:pPr>
-      <w:r>
-        <w:t xml:space="preserve">"PLC 단계별 광고/마케팅 목표"는</w:t>
-      </w:r>
-      <w:r>
-        <w:t xml:space="preserve"> </w:t>
-      </w:r>
-      <w:r>
-        <w:rPr>
-          <w:bCs/>
-          <w:b/>
-        </w:rPr>
-        <w:t xml:space="preserve">Ch.15 advertising objectives</w:t>
-      </w:r>
-      <w:r>
-        <w:t xml:space="preserve">로 답하는 문제 (PLC 챕터 자체가 아니라 광고 목표가 PLC 단계에 매핑됨).</w:t>
-      </w:r>
-      <w:r>
-        <w:t xml:space="preserve"> </w:t>
-      </w:r>
-      <w:r>
-        <w:rPr>
-          <w:bCs/>
-          <w:b/>
-        </w:rPr>
-        <w:t xml:space="preserve">Q. 각 PLC 단계와 그에 맞는 광고 목표·마케팅 목표를 쓰시오.</w:t>
-      </w:r>
-      <w:r>
-        <w:t xml:space="preserve"> </w:t>
-      </w:r>
-      <w:r>
-        <w:t xml:space="preserve">→</w:t>
-      </w:r>
-      <w:r>
-        <w:t xml:space="preserve"> </w:t>
-      </w:r>
-      <w:r>
-        <w:rPr>
-          <w:bCs/>
-          <w:b/>
-        </w:rPr>
-        <w:t xml:space="preserve">Introduction(도입기)</w:t>
-      </w:r>
-      <w:r>
-        <w:t xml:space="preserve">: 마케팅=인지·시용 창출(primary demand) / 광고=</w:t>
-      </w:r>
-      <w:r>
-        <w:rPr>
-          <w:bCs/>
-          <w:b/>
-        </w:rPr>
-        <w:t xml:space="preserve">Informative</w:t>
-      </w:r>
-      <w:r>
-        <w:t xml:space="preserve">.</w:t>
-      </w:r>
-      <w:r>
-        <w:t xml:space="preserve"> </w:t>
-      </w:r>
-      <w:r>
-        <w:t xml:space="preserve">→</w:t>
-      </w:r>
-      <w:r>
-        <w:t xml:space="preserve"> </w:t>
-      </w:r>
-      <w:r>
-        <w:rPr>
-          <w:bCs/>
-          <w:b/>
-        </w:rPr>
-        <w:t xml:space="preserve">Growth(성장기)</w:t>
-      </w:r>
-      <w:r>
-        <w:t xml:space="preserve">: 마케팅=시장점유율 극대화(selective demand) / 광고=</w:t>
-      </w:r>
-      <w:r>
-        <w:rPr>
-          <w:bCs/>
-          <w:b/>
-        </w:rPr>
-        <w:t xml:space="preserve">Persuasive</w:t>
-      </w:r>
-      <w:r>
-        <w:t xml:space="preserve"> </w:t>
-      </w:r>
-      <w:r>
-        <w:t xml:space="preserve">(+경쟁 심화 시</w:t>
-      </w:r>
-      <w:r>
-        <w:t xml:space="preserve"> </w:t>
-      </w:r>
-      <w:r>
-        <w:rPr>
-          <w:bCs/>
-          <w:b/>
-        </w:rPr>
-        <w:t xml:space="preserve">Comparative</w:t>
-      </w:r>
-      <w:r>
-        <w:t xml:space="preserve">).</w:t>
-      </w:r>
-      <w:r>
-        <w:t xml:space="preserve"> </w:t>
-      </w:r>
-      <w:r>
-        <w:t xml:space="preserve">→</w:t>
-      </w:r>
-      <w:r>
-        <w:t xml:space="preserve"> </w:t>
-      </w:r>
-      <w:r>
-        <w:rPr>
-          <w:bCs/>
-          <w:b/>
-        </w:rPr>
-        <w:t xml:space="preserve">Maturity(성숙기)</w:t>
-      </w:r>
-      <w:r>
-        <w:t xml:space="preserve">: 마케팅=이익 극대화·점유율 방어 / 광고=</w:t>
-      </w:r>
-      <w:r>
-        <w:rPr>
-          <w:bCs/>
-          <w:b/>
-        </w:rPr>
-        <w:t xml:space="preserve">Reminder</w:t>
-      </w:r>
-      <w:r>
-        <w:t xml:space="preserve">.</w:t>
-      </w:r>
-      <w:r>
-        <w:t xml:space="preserve"> </w:t>
-      </w:r>
-      <w:r>
-        <w:t xml:space="preserve">→</w:t>
-      </w:r>
-      <w:r>
-        <w:t xml:space="preserve"> </w:t>
-      </w:r>
-      <w:r>
-        <w:rPr>
-          <w:bCs/>
-          <w:b/>
-        </w:rPr>
-        <w:t xml:space="preserve">Decline(쇠퇴기)</w:t>
-      </w:r>
-      <w:r>
-        <w:t xml:space="preserve">: 마케팅=비용 절감·harvest / 광고=최소화.</w:t>
+        <w:t xml:space="preserve">Decline</w:t>
+      </w:r>
+      <w:r>
+        <w:t xml:space="preserve">: marketing = cut costs,</w:t>
+      </w:r>
+      <w:r>
+        <w:t xml:space="preserve"> </w:t>
+      </w:r>
+      <w:r>
+        <w:rPr>
+          <w:bCs/>
+          <w:b/>
+        </w:rPr>
+        <w:t xml:space="preserve">harvest</w:t>
+      </w:r>
+      <w:r>
+        <w:t xml:space="preserve"> </w:t>
+      </w:r>
+      <w:r>
+        <w:t xml:space="preserve">/ advertising = minimal.</w:t>
       </w:r>
       <w:r>
         <w:t xml:space="preserve"> </w:t>

--- a/마케팅101_기말_정리.docx
+++ b/마케팅101_기말_정리.docx
@@ -4303,13 +4303,13 @@
         </w:tc>
       </w:tr>
     </w:tbl>
-    <w:bookmarkStart w:id="58" w:name="X0cde00c068e58719354f38a25226efbeb7f8880"/>
+    <w:bookmarkStart w:id="58" w:name="X86b24bd78ad39a94164716958ee3e3dde0eff9a"/>
     <w:p>
       <w:pPr>
         <w:pStyle w:val="Heading4"/>
       </w:pPr>
       <w:r>
-        <w:t xml:space="preserve">★ PLC 단계 × 광고 목표 × 마케팅 목표 (기출 단골) ★</w:t>
+        <w:t xml:space="preserve">★ PLC 단계 × 단계 특징 × 마케팅 목표 × 광고 목표 (기출 단골) ★</w:t>
       </w:r>
     </w:p>
     <w:p>
@@ -4350,6 +4350,35 @@
       </w:r>
       <w:r>
         <w:t xml:space="preserve">내용.</w:t>
+      </w:r>
+      <w:r>
+        <w:t xml:space="preserve"> </w:t>
+      </w:r>
+      <w:r>
+        <w:rPr>
+          <w:bCs/>
+          <w:b/>
+        </w:rPr>
+        <w:t xml:space="preserve">PLC</w:t>
+      </w:r>
+      <w:r>
+        <w:t xml:space="preserve">: the course of a product's</w:t>
+      </w:r>
+      <w:r>
+        <w:t xml:space="preserve"> </w:t>
+      </w:r>
+      <w:r>
+        <w:rPr>
+          <w:bCs/>
+          <w:b/>
+        </w:rPr>
+        <w:t xml:space="preserve">sales and profits</w:t>
+      </w:r>
+      <w:r>
+        <w:t xml:space="preserve"> </w:t>
+      </w:r>
+      <w:r>
+        <w:t xml:space="preserve">over its lifetime. (그래프: 가로=시간, 세로=매출/이익, 매출은 S자 곡선)</w:t>
       </w:r>
     </w:p>
     <w:tbl>
@@ -4360,9 +4389,10 @@
         <w:jc w:val="start"/>
       </w:tblPr>
       <w:tblGrid>
-        <w:gridCol w:w="2640"/>
-        <w:gridCol w:w="2640"/>
-        <w:gridCol w:w="2640"/>
+        <w:gridCol w:w="1980"/>
+        <w:gridCol w:w="1980"/>
+        <w:gridCol w:w="1980"/>
+        <w:gridCol w:w="1980"/>
       </w:tblGrid>
       <w:tr>
         <w:trPr>
@@ -4388,6 +4418,18 @@
               <w:jc w:val="left"/>
             </w:pPr>
             <w:r>
+              <w:t xml:space="preserve">단계 특징 (매출/이익/경쟁)</w:t>
+            </w:r>
+          </w:p>
+        </w:tc>
+        <w:tc>
+          <w:tcPr/>
+          <w:p>
+            <w:pPr>
+              <w:pStyle w:val="Compact"/>
+              <w:jc w:val="left"/>
+            </w:pPr>
+            <w:r>
               <w:t xml:space="preserve">마케팅 목표</w:t>
             </w:r>
           </w:p>
@@ -4400,7 +4442,7 @@
               <w:jc w:val="left"/>
             </w:pPr>
             <w:r>
-              <w:t xml:space="preserve">광고 목표(Advertising Objective)</w:t>
+              <w:t xml:space="preserve">광고 목표</w:t>
             </w:r>
           </w:p>
         </w:tc>
@@ -4430,6 +4472,28 @@
               <w:jc w:val="left"/>
             </w:pPr>
             <w:r>
+              <w:t xml:space="preserve">매출 완만, 이익 거의 없음,</w:t>
+            </w:r>
+            <w:r>
+              <w:t xml:space="preserve"> </w:t>
+            </w:r>
+            <w:r>
+              <w:rPr>
+                <w:bCs/>
+                <w:b/>
+              </w:rPr>
+              <w:t xml:space="preserve">유통·촉진비 높음</w:t>
+            </w:r>
+          </w:p>
+        </w:tc>
+        <w:tc>
+          <w:tcPr/>
+          <w:p>
+            <w:pPr>
+              <w:pStyle w:val="Compact"/>
+              <w:jc w:val="left"/>
+            </w:pPr>
+            <w:r>
               <w:t xml:space="preserve">인지·시용(trial) 창출, primary demand</w:t>
             </w:r>
           </w:p>
@@ -4448,12 +4512,6 @@
               </w:rPr>
               <w:t xml:space="preserve">Informative</w:t>
             </w:r>
-            <w:r>
-              <w:t xml:space="preserve"> </w:t>
-            </w:r>
-            <w:r>
-              <w:t xml:space="preserve">(제품 카테고리 알림)</w:t>
-            </w:r>
           </w:p>
         </w:tc>
       </w:tr>
@@ -4482,6 +4540,31 @@
               <w:jc w:val="left"/>
             </w:pPr>
             <w:r>
+              <w:t xml:space="preserve">매출 급증·이익 증가,</w:t>
+            </w:r>
+            <w:r>
+              <w:t xml:space="preserve"> </w:t>
+            </w:r>
+            <w:r>
+              <w:rPr>
+                <w:bCs/>
+                <w:b/>
+              </w:rPr>
+              <w:t xml:space="preserve">신규 경쟁자 진입</w:t>
+            </w:r>
+            <w:r>
+              <w:t xml:space="preserve">, 규모의 경제, 가격 인하로 구매자 유인</w:t>
+            </w:r>
+          </w:p>
+        </w:tc>
+        <w:tc>
+          <w:tcPr/>
+          <w:p>
+            <w:pPr>
+              <w:pStyle w:val="Compact"/>
+              <w:jc w:val="left"/>
+            </w:pPr>
+            <w:r>
               <w:t xml:space="preserve">시장점유율 극대화, selective demand</w:t>
             </w:r>
           </w:p>
@@ -4504,7 +4587,7 @@
               <w:t xml:space="preserve"> </w:t>
             </w:r>
             <w:r>
-              <w:t xml:space="preserve">(+경쟁 심화 시</w:t>
+              <w:t xml:space="preserve">(+경쟁 시</w:t>
             </w:r>
             <w:r>
               <w:t xml:space="preserve"> </w:t>
@@ -4547,6 +4630,41 @@
               <w:jc w:val="left"/>
             </w:pPr>
             <w:r>
+              <w:t xml:space="preserve">매출 성장 둔화·정체,</w:t>
+            </w:r>
+            <w:r>
+              <w:t xml:space="preserve"> </w:t>
+            </w:r>
+            <w:r>
+              <w:rPr>
+                <w:bCs/>
+                <w:b/>
+              </w:rPr>
+              <w:t xml:space="preserve">대체품 등장</w:t>
+            </w:r>
+            <w:r>
+              <w:t xml:space="preserve">, 과잉설비→경쟁 심화, 촉진·R&amp;D 확대,</w:t>
+            </w:r>
+            <w:r>
+              <w:t xml:space="preserve"> </w:t>
+            </w:r>
+            <w:r>
+              <w:rPr>
+                <w:bCs/>
+                <w:b/>
+              </w:rPr>
+              <w:t xml:space="preserve">marketing mix 수정</w:t>
+            </w:r>
+          </w:p>
+        </w:tc>
+        <w:tc>
+          <w:tcPr/>
+          <w:p>
+            <w:pPr>
+              <w:pStyle w:val="Compact"/>
+              <w:jc w:val="left"/>
+            </w:pPr>
+            <w:r>
               <w:t xml:space="preserve">이익 극대화·점유율 방어</w:t>
             </w:r>
           </w:p>
@@ -4565,12 +4683,6 @@
               </w:rPr>
               <w:t xml:space="preserve">Reminder</w:t>
             </w:r>
-            <w:r>
-              <w:t xml:space="preserve"> </w:t>
-            </w:r>
-            <w:r>
-              <w:t xml:space="preserve">(관계 유지·브랜드 상기)</w:t>
-            </w:r>
           </w:p>
         </w:tc>
       </w:tr>
@@ -4599,6 +4711,34 @@
               <w:jc w:val="left"/>
             </w:pPr>
             <w:r>
+              <w:t xml:space="preserve">매출 하락·이익 감소 →</w:t>
+            </w:r>
+            <w:r>
+              <w:t xml:space="preserve"> </w:t>
+            </w:r>
+            <w:r>
+              <w:rPr>
+                <w:bCs/>
+                <w:b/>
+              </w:rPr>
+              <w:t xml:space="preserve">Maintain / Harvest / Drop</w:t>
+            </w:r>
+            <w:r>
+              <w:t xml:space="preserve"> </w:t>
+            </w:r>
+            <w:r>
+              <w:t xml:space="preserve">중 선택</w:t>
+            </w:r>
+          </w:p>
+        </w:tc>
+        <w:tc>
+          <w:tcPr/>
+          <w:p>
+            <w:pPr>
+              <w:pStyle w:val="Compact"/>
+              <w:jc w:val="left"/>
+            </w:pPr>
+            <w:r>
               <w:t xml:space="preserve">비용 절감·수확(harvest)</w:t>
             </w:r>
           </w:p>
@@ -4633,6 +4773,51 @@
           <w:b/>
         </w:rPr>
         <w:t xml:space="preserve">도입=알리고(Inform) → 성장=설득하고(Persuade)/비교(Compare) → 성숙=상기(Remind) → 쇠퇴=줄인다.</w:t>
+      </w:r>
+      <w:r>
+        <w:t xml:space="preserve"> </w:t>
+      </w:r>
+      <w:r>
+        <w:t xml:space="preserve">※ 참고(red word):</w:t>
+      </w:r>
+      <w:r>
+        <w:t xml:space="preserve"> </w:t>
+      </w:r>
+      <w:r>
+        <w:rPr>
+          <w:bCs/>
+          <w:b/>
+        </w:rPr>
+        <w:t xml:space="preserve">Style</w:t>
+      </w:r>
+      <w:r>
+        <w:t xml:space="preserve">(반복 재유행하는 표현 양식) /</w:t>
+      </w:r>
+      <w:r>
+        <w:t xml:space="preserve"> </w:t>
+      </w:r>
+      <w:r>
+        <w:rPr>
+          <w:bCs/>
+          <w:b/>
+        </w:rPr>
+        <w:t xml:space="preserve">Fashion</w:t>
+      </w:r>
+      <w:r>
+        <w:t xml:space="preserve">(현재 인기 양식, 완만한 성쇠) /</w:t>
+      </w:r>
+      <w:r>
+        <w:t xml:space="preserve"> </w:t>
+      </w:r>
+      <w:r>
+        <w:rPr>
+          <w:bCs/>
+          <w:b/>
+        </w:rPr>
+        <w:t xml:space="preserve">Fad</w:t>
+      </w:r>
+      <w:r>
+        <w:t xml:space="preserve">(일시적 급등 후 급락) — 특수 PLC 형태.</w:t>
       </w:r>
     </w:p>
     <w:bookmarkEnd w:id="58"/>
@@ -6624,6 +6809,374 @@
     </w:p>
     <w:p>
       <w:pPr>
+        <w:pStyle w:val="FirstParagraph"/>
+      </w:pPr>
+      <w:r>
+        <w:rPr>
+          <w:bCs/>
+          <w:b/>
+        </w:rPr>
+        <w:t xml:space="preserve">Q4 유형 (★기출 단골★). "PLC 각 단계의 특성을 그래프와 함께 설명하고, 각 단계에 맞는 마케팅 목표·광고 전략과 그 이유를 서술하시오."</w:t>
+      </w:r>
+    </w:p>
+    <w:p>
+      <w:pPr>
+        <w:pStyle w:val="BlockText"/>
+      </w:pPr>
+      <w:r>
+        <w:t xml:space="preserve">Ch.9 자료 기반 — 서술형은 ① 정의 ② 그래프 ③ 단계별 특성 ④ 단계별 전략 ⑤ 이유 순으로 쓰면 완성도 높음.</w:t>
+      </w:r>
+    </w:p>
+    <w:p>
+      <w:pPr>
+        <w:numPr>
+          <w:ilvl w:val="0"/>
+          <w:numId w:val="1050"/>
+        </w:numPr>
+        <w:pStyle w:val="Compact"/>
+      </w:pPr>
+      <w:r>
+        <w:rPr>
+          <w:bCs/>
+          <w:b/>
+        </w:rPr>
+        <w:t xml:space="preserve">정의</w:t>
+      </w:r>
+      <w:r>
+        <w:t xml:space="preserve">: Product life cycle(PLC)은</w:t>
+      </w:r>
+      <w:r>
+        <w:t xml:space="preserve"> </w:t>
+      </w:r>
+      <w:r>
+        <w:rPr>
+          <w:iCs/>
+          <w:i/>
+        </w:rPr>
+        <w:t xml:space="preserve">the course of a product's sales and profits over its lifetime</w:t>
+      </w:r>
+      <w:r>
+        <w:t xml:space="preserve"> </w:t>
+      </w:r>
+      <w:r>
+        <w:t xml:space="preserve">— 제품의 수명 동안 매출과 이익이 거치는 과정.</w:t>
+      </w:r>
+    </w:p>
+    <w:p>
+      <w:pPr>
+        <w:numPr>
+          <w:ilvl w:val="0"/>
+          <w:numId w:val="1050"/>
+        </w:numPr>
+        <w:pStyle w:val="Compact"/>
+      </w:pPr>
+      <w:r>
+        <w:rPr>
+          <w:bCs/>
+          <w:b/>
+        </w:rPr>
+        <w:t xml:space="preserve">그래프</w:t>
+      </w:r>
+      <w:r>
+        <w:t xml:space="preserve">: 가로축=시간, 세로축=매출/이익. 매출은</w:t>
+      </w:r>
+      <w:r>
+        <w:t xml:space="preserve"> </w:t>
+      </w:r>
+      <w:r>
+        <w:rPr>
+          <w:bCs/>
+          <w:b/>
+        </w:rPr>
+        <w:t xml:space="preserve">S자 곡선</w:t>
+      </w:r>
+      <w:r>
+        <w:t xml:space="preserve">(도입 완만→성장 급증→성숙 정체→쇠퇴 하락), 이익은 도입기 적자→성장기 정점→성숙·쇠퇴기 하락.</w:t>
+      </w:r>
+    </w:p>
+    <w:p>
+      <w:pPr>
+        <w:numPr>
+          <w:ilvl w:val="0"/>
+          <w:numId w:val="1050"/>
+        </w:numPr>
+        <w:pStyle w:val="Compact"/>
+      </w:pPr>
+      <w:r>
+        <w:rPr>
+          <w:bCs/>
+          <w:b/>
+        </w:rPr>
+        <w:t xml:space="preserve">단계별 특성 + 전략 + 이유</w:t>
+      </w:r>
+      <w:r>
+        <w:t xml:space="preserve">:</w:t>
+      </w:r>
+    </w:p>
+    <w:p>
+      <w:pPr>
+        <w:numPr>
+          <w:ilvl w:val="1"/>
+          <w:numId w:val="1051"/>
+        </w:numPr>
+        <w:pStyle w:val="Compact"/>
+      </w:pPr>
+      <w:r>
+        <w:rPr>
+          <w:bCs/>
+          <w:b/>
+        </w:rPr>
+        <w:t xml:space="preserve">Introduction(도입기)</w:t>
+      </w:r>
+      <w:r>
+        <w:t xml:space="preserve">: 매출 완만, 이익 거의 없음, 유통·촉진비 큼. → 마케팅 목표=</w:t>
+      </w:r>
+      <w:r>
+        <w:rPr>
+          <w:bCs/>
+          <w:b/>
+        </w:rPr>
+        <w:t xml:space="preserve">인지·시용 창출</w:t>
+      </w:r>
+      <w:r>
+        <w:t xml:space="preserve">(primary demand), 광고=</w:t>
+      </w:r>
+      <w:r>
+        <w:rPr>
+          <w:bCs/>
+          <w:b/>
+        </w:rPr>
+        <w:t xml:space="preserve">Informative</w:t>
+      </w:r>
+      <w:r>
+        <w:t xml:space="preserve">.</w:t>
+      </w:r>
+      <w:r>
+        <w:t xml:space="preserve"> </w:t>
+      </w:r>
+      <w:r>
+        <w:rPr>
+          <w:iCs/>
+          <w:i/>
+        </w:rPr>
+        <w:t xml:space="preserve">이유: 소비자가 제품을 모르므로 존재·편익을 알려야 함.</w:t>
+      </w:r>
+    </w:p>
+    <w:p>
+      <w:pPr>
+        <w:numPr>
+          <w:ilvl w:val="1"/>
+          <w:numId w:val="1051"/>
+        </w:numPr>
+        <w:pStyle w:val="Compact"/>
+      </w:pPr>
+      <w:r>
+        <w:rPr>
+          <w:bCs/>
+          <w:b/>
+        </w:rPr>
+        <w:t xml:space="preserve">Growth(성장기)</w:t>
+      </w:r>
+      <w:r>
+        <w:t xml:space="preserve">: 매출 급증, 이익 증가,</w:t>
+      </w:r>
+      <w:r>
+        <w:t xml:space="preserve"> </w:t>
+      </w:r>
+      <w:r>
+        <w:rPr>
+          <w:bCs/>
+          <w:b/>
+        </w:rPr>
+        <w:t xml:space="preserve">신규 경쟁자 진입</w:t>
+      </w:r>
+      <w:r>
+        <w:t xml:space="preserve">, 규모의 경제로 가격 인하 가능. → 마케팅 목표=</w:t>
+      </w:r>
+      <w:r>
+        <w:rPr>
+          <w:bCs/>
+          <w:b/>
+        </w:rPr>
+        <w:t xml:space="preserve">시장점유율 극대화</w:t>
+      </w:r>
+      <w:r>
+        <w:t xml:space="preserve">(selective demand), 광고=</w:t>
+      </w:r>
+      <w:r>
+        <w:rPr>
+          <w:bCs/>
+          <w:b/>
+        </w:rPr>
+        <w:t xml:space="preserve">Persuasive</w:t>
+      </w:r>
+      <w:r>
+        <w:t xml:space="preserve">(경쟁 심화 시</w:t>
+      </w:r>
+      <w:r>
+        <w:t xml:space="preserve"> </w:t>
+      </w:r>
+      <w:r>
+        <w:rPr>
+          <w:bCs/>
+          <w:b/>
+        </w:rPr>
+        <w:t xml:space="preserve">Comparative</w:t>
+      </w:r>
+      <w:r>
+        <w:t xml:space="preserve">).</w:t>
+      </w:r>
+      <w:r>
+        <w:t xml:space="preserve"> </w:t>
+      </w:r>
+      <w:r>
+        <w:rPr>
+          <w:iCs/>
+          <w:i/>
+        </w:rPr>
+        <w:t xml:space="preserve">이유: 경쟁이 생기므로 자사 브랜드를 선택하도록 설득해야 함.</w:t>
+      </w:r>
+    </w:p>
+    <w:p>
+      <w:pPr>
+        <w:numPr>
+          <w:ilvl w:val="1"/>
+          <w:numId w:val="1051"/>
+        </w:numPr>
+        <w:pStyle w:val="Compact"/>
+      </w:pPr>
+      <w:r>
+        <w:rPr>
+          <w:bCs/>
+          <w:b/>
+        </w:rPr>
+        <w:t xml:space="preserve">Maturity(성숙기)</w:t>
+      </w:r>
+      <w:r>
+        <w:t xml:space="preserve">: 매출 성장 둔화·정체, 대체품·과잉설비로 경쟁 극심,</w:t>
+      </w:r>
+      <w:r>
+        <w:t xml:space="preserve"> </w:t>
+      </w:r>
+      <w:r>
+        <w:rPr>
+          <w:bCs/>
+          <w:b/>
+        </w:rPr>
+        <w:t xml:space="preserve">marketing mix 수정</w:t>
+      </w:r>
+      <w:r>
+        <w:t xml:space="preserve"> </w:t>
+      </w:r>
+      <w:r>
+        <w:t xml:space="preserve">필요. → 마케팅 목표=</w:t>
+      </w:r>
+      <w:r>
+        <w:rPr>
+          <w:bCs/>
+          <w:b/>
+        </w:rPr>
+        <w:t xml:space="preserve">이익 극대화·점유율 방어</w:t>
+      </w:r>
+      <w:r>
+        <w:t xml:space="preserve">, 광고=</w:t>
+      </w:r>
+      <w:r>
+        <w:rPr>
+          <w:bCs/>
+          <w:b/>
+        </w:rPr>
+        <w:t xml:space="preserve">Reminder</w:t>
+      </w:r>
+      <w:r>
+        <w:t xml:space="preserve">.</w:t>
+      </w:r>
+      <w:r>
+        <w:t xml:space="preserve"> </w:t>
+      </w:r>
+      <w:r>
+        <w:rPr>
+          <w:iCs/>
+          <w:i/>
+        </w:rPr>
+        <w:t xml:space="preserve">이유: 대부분 소비자가 이미 인지 → 브랜드를 잊지 않게 상기·관계 유지.</w:t>
+      </w:r>
+    </w:p>
+    <w:p>
+      <w:pPr>
+        <w:numPr>
+          <w:ilvl w:val="1"/>
+          <w:numId w:val="1051"/>
+        </w:numPr>
+        <w:pStyle w:val="Compact"/>
+      </w:pPr>
+      <w:r>
+        <w:rPr>
+          <w:bCs/>
+          <w:b/>
+        </w:rPr>
+        <w:t xml:space="preserve">Decline(쇠퇴기)</w:t>
+      </w:r>
+      <w:r>
+        <w:t xml:space="preserve">: 매출·이익 하락 →</w:t>
+      </w:r>
+      <w:r>
+        <w:t xml:space="preserve"> </w:t>
+      </w:r>
+      <w:r>
+        <w:rPr>
+          <w:bCs/>
+          <w:b/>
+        </w:rPr>
+        <w:t xml:space="preserve">Maintain / Harvest / Drop</w:t>
+      </w:r>
+      <w:r>
+        <w:t xml:space="preserve"> </w:t>
+      </w:r>
+      <w:r>
+        <w:t xml:space="preserve">중 선택. → 광고·비용 최소화.</w:t>
+      </w:r>
+      <w:r>
+        <w:t xml:space="preserve"> </w:t>
+      </w:r>
+      <w:r>
+        <w:rPr>
+          <w:iCs/>
+          <w:i/>
+        </w:rPr>
+        <w:t xml:space="preserve">이유: 수익성 낮아 투자 회수·정리 단계.</w:t>
+      </w:r>
+    </w:p>
+    <w:p>
+      <w:pPr>
+        <w:numPr>
+          <w:ilvl w:val="0"/>
+          <w:numId w:val="1050"/>
+        </w:numPr>
+        <w:pStyle w:val="Compact"/>
+      </w:pPr>
+      <w:r>
+        <w:t xml:space="preserve">(가점 팁)</w:t>
+      </w:r>
+      <w:r>
+        <w:t xml:space="preserve"> </w:t>
+      </w:r>
+      <w:r>
+        <w:rPr>
+          <w:bCs/>
+          <w:b/>
+        </w:rPr>
+        <w:t xml:space="preserve">Style / Fashion / Fad</w:t>
+      </w:r>
+      <w:r>
+        <w:t xml:space="preserve"> </w:t>
+      </w:r>
+      <w:r>
+        <w:t xml:space="preserve">같은 특수 PLC 형태나 한국 사례(박카스=성숙기 Reminder 등)를 곁들이면 좋음.</w:t>
+      </w:r>
+    </w:p>
+    <w:p>
+      <w:pPr>
         <w:pStyle w:val="BlockText"/>
       </w:pPr>
       <w:r>
@@ -6732,7 +7285,7 @@
       <w:pPr>
         <w:numPr>
           <w:ilvl w:val="0"/>
-          <w:numId w:val="1050"/>
+          <w:numId w:val="1052"/>
         </w:numPr>
         <w:pStyle w:val="Compact"/>
       </w:pPr>
@@ -6764,7 +7317,7 @@
       <w:pPr>
         <w:numPr>
           <w:ilvl w:val="0"/>
-          <w:numId w:val="1050"/>
+          <w:numId w:val="1052"/>
         </w:numPr>
         <w:pStyle w:val="Compact"/>
       </w:pPr>
@@ -6796,7 +7349,7 @@
       <w:pPr>
         <w:numPr>
           <w:ilvl w:val="0"/>
-          <w:numId w:val="1050"/>
+          <w:numId w:val="1052"/>
         </w:numPr>
         <w:pStyle w:val="Compact"/>
       </w:pPr>
@@ -6828,7 +7381,7 @@
       <w:pPr>
         <w:numPr>
           <w:ilvl w:val="0"/>
-          <w:numId w:val="1050"/>
+          <w:numId w:val="1052"/>
         </w:numPr>
         <w:pStyle w:val="Compact"/>
       </w:pPr>
@@ -6860,7 +7413,7 @@
       <w:pPr>
         <w:numPr>
           <w:ilvl w:val="0"/>
-          <w:numId w:val="1050"/>
+          <w:numId w:val="1052"/>
         </w:numPr>
         <w:pStyle w:val="Compact"/>
       </w:pPr>
@@ -6892,7 +7445,7 @@
       <w:pPr>
         <w:numPr>
           <w:ilvl w:val="0"/>
-          <w:numId w:val="1050"/>
+          <w:numId w:val="1052"/>
         </w:numPr>
         <w:pStyle w:val="Compact"/>
       </w:pPr>
@@ -6924,7 +7477,7 @@
       <w:pPr>
         <w:numPr>
           <w:ilvl w:val="0"/>
-          <w:numId w:val="1050"/>
+          <w:numId w:val="1052"/>
         </w:numPr>
         <w:pStyle w:val="Compact"/>
       </w:pPr>
@@ -6956,7 +7509,7 @@
       <w:pPr>
         <w:numPr>
           <w:ilvl w:val="0"/>
-          <w:numId w:val="1050"/>
+          <w:numId w:val="1052"/>
         </w:numPr>
         <w:pStyle w:val="Compact"/>
       </w:pPr>
@@ -6988,7 +7541,7 @@
       <w:pPr>
         <w:numPr>
           <w:ilvl w:val="0"/>
-          <w:numId w:val="1050"/>
+          <w:numId w:val="1052"/>
         </w:numPr>
         <w:pStyle w:val="Compact"/>
       </w:pPr>
@@ -7020,7 +7573,7 @@
       <w:pPr>
         <w:numPr>
           <w:ilvl w:val="0"/>
-          <w:numId w:val="1050"/>
+          <w:numId w:val="1052"/>
         </w:numPr>
         <w:pStyle w:val="Compact"/>
       </w:pPr>
@@ -7062,7 +7615,7 @@
       <w:pPr>
         <w:numPr>
           <w:ilvl w:val="0"/>
-          <w:numId w:val="1051"/>
+          <w:numId w:val="1053"/>
         </w:numPr>
         <w:pStyle w:val="Compact"/>
       </w:pPr>
@@ -7084,7 +7637,7 @@
       <w:pPr>
         <w:numPr>
           <w:ilvl w:val="0"/>
-          <w:numId w:val="1051"/>
+          <w:numId w:val="1053"/>
         </w:numPr>
         <w:pStyle w:val="Compact"/>
       </w:pPr>
@@ -7100,7 +7653,7 @@
       <w:pPr>
         <w:numPr>
           <w:ilvl w:val="0"/>
-          <w:numId w:val="1051"/>
+          <w:numId w:val="1053"/>
         </w:numPr>
         <w:pStyle w:val="Compact"/>
       </w:pPr>
@@ -7122,7 +7675,7 @@
       <w:pPr>
         <w:numPr>
           <w:ilvl w:val="0"/>
-          <w:numId w:val="1051"/>
+          <w:numId w:val="1053"/>
         </w:numPr>
         <w:pStyle w:val="Compact"/>
       </w:pPr>
@@ -7138,7 +7691,7 @@
       <w:pPr>
         <w:numPr>
           <w:ilvl w:val="0"/>
-          <w:numId w:val="1051"/>
+          <w:numId w:val="1053"/>
         </w:numPr>
         <w:pStyle w:val="Compact"/>
       </w:pPr>
@@ -7160,7 +7713,7 @@
       <w:pPr>
         <w:numPr>
           <w:ilvl w:val="0"/>
-          <w:numId w:val="1051"/>
+          <w:numId w:val="1053"/>
         </w:numPr>
         <w:pStyle w:val="Compact"/>
       </w:pPr>
@@ -7186,7 +7739,7 @@
       <w:pPr>
         <w:numPr>
           <w:ilvl w:val="0"/>
-          <w:numId w:val="1052"/>
+          <w:numId w:val="1054"/>
         </w:numPr>
         <w:pStyle w:val="Compact"/>
       </w:pPr>
@@ -7205,7 +7758,7 @@
       <w:pPr>
         <w:numPr>
           <w:ilvl w:val="0"/>
-          <w:numId w:val="1052"/>
+          <w:numId w:val="1054"/>
         </w:numPr>
         <w:pStyle w:val="Compact"/>
       </w:pPr>
@@ -7227,7 +7780,7 @@
       <w:pPr>
         <w:numPr>
           <w:ilvl w:val="0"/>
-          <w:numId w:val="1052"/>
+          <w:numId w:val="1054"/>
         </w:numPr>
         <w:pStyle w:val="Compact"/>
       </w:pPr>
@@ -7249,7 +7802,7 @@
       <w:pPr>
         <w:numPr>
           <w:ilvl w:val="0"/>
-          <w:numId w:val="1052"/>
+          <w:numId w:val="1054"/>
         </w:numPr>
         <w:pStyle w:val="Compact"/>
       </w:pPr>
@@ -7281,7 +7834,7 @@
       <w:pPr>
         <w:numPr>
           <w:ilvl w:val="0"/>
-          <w:numId w:val="1053"/>
+          <w:numId w:val="1055"/>
         </w:numPr>
         <w:pStyle w:val="Compact"/>
       </w:pPr>
@@ -7303,7 +7856,7 @@
       <w:pPr>
         <w:numPr>
           <w:ilvl w:val="0"/>
-          <w:numId w:val="1053"/>
+          <w:numId w:val="1055"/>
         </w:numPr>
         <w:pStyle w:val="Compact"/>
       </w:pPr>
@@ -7319,7 +7872,7 @@
       <w:pPr>
         <w:numPr>
           <w:ilvl w:val="0"/>
-          <w:numId w:val="1053"/>
+          <w:numId w:val="1055"/>
         </w:numPr>
         <w:pStyle w:val="Compact"/>
       </w:pPr>
@@ -7335,7 +7888,7 @@
       <w:pPr>
         <w:numPr>
           <w:ilvl w:val="0"/>
-          <w:numId w:val="1053"/>
+          <w:numId w:val="1055"/>
         </w:numPr>
         <w:pStyle w:val="Compact"/>
       </w:pPr>
@@ -7357,7 +7910,7 @@
       <w:pPr>
         <w:numPr>
           <w:ilvl w:val="0"/>
-          <w:numId w:val="1053"/>
+          <w:numId w:val="1055"/>
         </w:numPr>
         <w:pStyle w:val="Compact"/>
       </w:pPr>
@@ -7373,7 +7926,7 @@
       <w:pPr>
         <w:numPr>
           <w:ilvl w:val="0"/>
-          <w:numId w:val="1053"/>
+          <w:numId w:val="1055"/>
         </w:numPr>
         <w:pStyle w:val="Compact"/>
       </w:pPr>
@@ -7399,7 +7952,7 @@
       <w:pPr>
         <w:numPr>
           <w:ilvl w:val="0"/>
-          <w:numId w:val="1054"/>
+          <w:numId w:val="1056"/>
         </w:numPr>
         <w:pStyle w:val="Compact"/>
       </w:pPr>
@@ -7418,7 +7971,7 @@
       <w:pPr>
         <w:numPr>
           <w:ilvl w:val="0"/>
-          <w:numId w:val="1054"/>
+          <w:numId w:val="1056"/>
         </w:numPr>
         <w:pStyle w:val="Compact"/>
       </w:pPr>
@@ -7437,7 +7990,7 @@
       <w:pPr>
         <w:numPr>
           <w:ilvl w:val="0"/>
-          <w:numId w:val="1054"/>
+          <w:numId w:val="1056"/>
         </w:numPr>
         <w:pStyle w:val="Compact"/>
       </w:pPr>
@@ -10126,12 +10679,45 @@
     <w:abstractNumId w:val="991"/>
   </w:num>
   <w:num w:numId="1052">
-    <w:abstractNumId w:val="991"/>
+    <w:abstractNumId w:val="99411"/>
+    <w:lvlOverride w:ilvl="0">
+      <w:startOverride w:val="1"/>
+    </w:lvlOverride>
+    <w:lvlOverride w:ilvl="1">
+      <w:startOverride w:val="1"/>
+    </w:lvlOverride>
+    <w:lvlOverride w:ilvl="2">
+      <w:startOverride w:val="1"/>
+    </w:lvlOverride>
+    <w:lvlOverride w:ilvl="3">
+      <w:startOverride w:val="1"/>
+    </w:lvlOverride>
+    <w:lvlOverride w:ilvl="4">
+      <w:startOverride w:val="1"/>
+    </w:lvlOverride>
+    <w:lvlOverride w:ilvl="5">
+      <w:startOverride w:val="1"/>
+    </w:lvlOverride>
+    <w:lvlOverride w:ilvl="6">
+      <w:startOverride w:val="1"/>
+    </w:lvlOverride>
+    <w:lvlOverride w:ilvl="7">
+      <w:startOverride w:val="1"/>
+    </w:lvlOverride>
+    <w:lvlOverride w:ilvl="8">
+      <w:startOverride w:val="1"/>
+    </w:lvlOverride>
   </w:num>
   <w:num w:numId="1053">
     <w:abstractNumId w:val="991"/>
   </w:num>
   <w:num w:numId="1054">
+    <w:abstractNumId w:val="991"/>
+  </w:num>
+  <w:num w:numId="1055">
+    <w:abstractNumId w:val="991"/>
+  </w:num>
+  <w:num w:numId="1056">
     <w:abstractNumId w:val="991"/>
   </w:num>
 </w:numbering>
